--- a/docs/实操人员管理SOP_v3_简版.docx
+++ b/docs/实操人员管理SOP_v3_简版.docx
@@ -31,7 +31,7 @@
           <w:sz w:val="20"/>
           <w:szCs w:val="20"/>
         </w:rPr>
-        <w:t xml:space="preserve">Version 3.0  |  2026年7月</w:t>
+        <w:t xml:space="preserve">Version 3.1  |  2026年7月</w:t>
       </w:r>
     </w:p>
     <w:p>
@@ -48,7 +48,7 @@
           <w:sz w:val="32"/>
           <w:szCs w:val="32"/>
         </w:rPr>
-        <w:t xml:space="preserve">一、流程总览</w:t>
+        <w:t xml:space="preserve">一、角色与人员</w:t>
       </w:r>
     </w:p>
     <w:p>
@@ -62,7 +62,7 @@
           <w:sz w:val="21"/>
           <w:szCs w:val="21"/>
         </w:rPr>
-        <w:t xml:space="preserve">实操人员从需求提交到入职/离场，共5个阶段，全流程通过企微群机器人自动驱动：</w:t>
+        <w:t xml:space="preserve">本系统涉及4个角色，各角色对应人员及系统账号如下：</w:t>
       </w:r>
     </w:p>
     <w:p>
@@ -92,7 +92,7 @@
       <w:tr>
         <w:tc>
           <w:tcPr>
-            <w:tcW w:type="pct" w:w="15%"/>
+            <w:tcW w:type="pct" w:w="12%"/>
             <w:shd w:fill="1a56c4" w:color="auto" w:val="clear"/>
             <w:tcMar>
               <w:top w:type="dxa" w:w="60"/>
@@ -114,13 +114,13 @@
                 <w:sz w:val="20"/>
                 <w:szCs w:val="20"/>
               </w:rPr>
-              <w:t xml:space="preserve">阶段</w:t>
-            </w:r>
-          </w:p>
-        </w:tc>
-        <w:tc>
-          <w:tcPr>
-            <w:tcW w:type="pct" w:w="30%"/>
+              <w:t xml:space="preserve">角色</w:t>
+            </w:r>
+          </w:p>
+        </w:tc>
+        <w:tc>
+          <w:tcPr>
+            <w:tcW w:type="pct" w:w="15%"/>
             <w:shd w:fill="1a56c4" w:color="auto" w:val="clear"/>
             <w:tcMar>
               <w:top w:type="dxa" w:w="60"/>
@@ -142,13 +142,13 @@
                 <w:sz w:val="20"/>
                 <w:szCs w:val="20"/>
               </w:rPr>
-              <w:t xml:space="preserve">动作</w:t>
-            </w:r>
-          </w:p>
-        </w:tc>
-        <w:tc>
-          <w:tcPr>
-            <w:tcW w:type="pct" w:w="15%"/>
+              <w:t xml:space="preserve">人员</w:t>
+            </w:r>
+          </w:p>
+        </w:tc>
+        <w:tc>
+          <w:tcPr>
+            <w:tcW w:type="pct" w:w="12%"/>
             <w:shd w:fill="1a56c4" w:color="auto" w:val="clear"/>
             <w:tcMar>
               <w:top w:type="dxa" w:w="60"/>
@@ -170,13 +170,13 @@
                 <w:sz w:val="20"/>
                 <w:szCs w:val="20"/>
               </w:rPr>
-              <w:t xml:space="preserve">负责人</w:t>
-            </w:r>
-          </w:p>
-        </w:tc>
-        <w:tc>
-          <w:tcPr>
-            <w:tcW w:type="pct" w:w="20%"/>
+              <w:t xml:space="preserve">系统账号</w:t>
+            </w:r>
+          </w:p>
+        </w:tc>
+        <w:tc>
+          <w:tcPr>
+            <w:tcW w:type="pct" w:w="12%"/>
             <w:shd w:fill="1a56c4" w:color="auto" w:val="clear"/>
             <w:tcMar>
               <w:top w:type="dxa" w:w="60"/>
@@ -198,13 +198,13 @@
                 <w:sz w:val="20"/>
                 <w:szCs w:val="20"/>
               </w:rPr>
-              <w:t xml:space="preserve">企微通知</w:t>
-            </w:r>
-          </w:p>
-        </w:tc>
-        <w:tc>
-          <w:tcPr>
-            <w:tcW w:type="pct" w:w="20%"/>
+              <w:t xml:space="preserve">密码</w:t>
+            </w:r>
+          </w:p>
+        </w:tc>
+        <w:tc>
+          <w:tcPr>
+            <w:tcW w:type="pct" w:w="49%"/>
             <w:shd w:fill="1a56c4" w:color="auto" w:val="clear"/>
             <w:tcMar>
               <w:top w:type="dxa" w:w="60"/>
@@ -226,7 +226,7 @@
                 <w:sz w:val="20"/>
                 <w:szCs w:val="20"/>
               </w:rPr>
-              <w:t xml:space="preserve">时间节点</w:t>
+              <w:t xml:space="preserve">核心职责</w:t>
             </w:r>
           </w:p>
         </w:tc>
@@ -254,103 +254,103 @@
                 <w:sz w:val="20"/>
                 <w:szCs w:val="20"/>
               </w:rPr>
-              <w:t xml:space="preserve">1. 需求提交</w:t>
-            </w:r>
-          </w:p>
-        </w:tc>
-        <w:tc>
-          <w:tcPr>
-            <w:tcMar>
-              <w:top w:type="dxa" w:w="50"/>
-              <w:left w:type="dxa" w:w="80"/>
-              <w:bottom w:type="dxa" w:w="50"/>
-              <w:right w:type="dxa" w:w="80"/>
-            </w:tcMar>
-          </w:tcPr>
-          <w:p>
-            <w:pPr>
-              <w:jc w:val="left"/>
-            </w:pPr>
-            <w:r>
-              <w:rPr>
-                <w:rFonts w:ascii="Microsoft YaHei" w:cs="Microsoft YaHei" w:eastAsia="Microsoft YaHei" w:hAnsi="Microsoft YaHei"/>
-                <w:color w:val="1a1a2e"/>
-                <w:sz w:val="20"/>
-                <w:szCs w:val="20"/>
-              </w:rPr>
-              <w:t xml:space="preserve">填写问卷表单（姓名、带教人、天数等）</w:t>
-            </w:r>
-          </w:p>
-        </w:tc>
-        <w:tc>
-          <w:tcPr>
-            <w:tcMar>
-              <w:top w:type="dxa" w:w="50"/>
-              <w:left w:type="dxa" w:w="80"/>
-              <w:bottom w:type="dxa" w:w="50"/>
-              <w:right w:type="dxa" w:w="80"/>
-            </w:tcMar>
-          </w:tcPr>
-          <w:p>
-            <w:pPr>
-              <w:jc w:val="left"/>
-            </w:pPr>
-            <w:r>
-              <w:rPr>
-                <w:rFonts w:ascii="Microsoft YaHei" w:cs="Microsoft YaHei" w:eastAsia="Microsoft YaHei" w:hAnsi="Microsoft YaHei"/>
-                <w:color w:val="1a1a2e"/>
-                <w:sz w:val="20"/>
-                <w:szCs w:val="20"/>
-              </w:rPr>
-              <w:t xml:space="preserve">需求方/管理层</w:t>
-            </w:r>
-          </w:p>
-        </w:tc>
-        <w:tc>
-          <w:tcPr>
-            <w:tcMar>
-              <w:top w:type="dxa" w:w="50"/>
-              <w:left w:type="dxa" w:w="80"/>
-              <w:bottom w:type="dxa" w:w="50"/>
-              <w:right w:type="dxa" w:w="80"/>
-            </w:tcMar>
-          </w:tcPr>
-          <w:p>
-            <w:pPr>
-              <w:jc w:val="left"/>
-            </w:pPr>
-            <w:r>
-              <w:rPr>
-                <w:rFonts w:ascii="Microsoft YaHei" w:cs="Microsoft YaHei" w:eastAsia="Microsoft YaHei" w:hAnsi="Microsoft YaHei"/>
-                <w:color w:val="1a1a2e"/>
-                <w:sz w:val="20"/>
-                <w:szCs w:val="20"/>
-              </w:rPr>
-              <w:t xml:space="preserve">@全员</w:t>
-            </w:r>
-          </w:p>
-        </w:tc>
-        <w:tc>
-          <w:tcPr>
-            <w:tcMar>
-              <w:top w:type="dxa" w:w="50"/>
-              <w:left w:type="dxa" w:w="80"/>
-              <w:bottom w:type="dxa" w:w="50"/>
-              <w:right w:type="dxa" w:w="80"/>
-            </w:tcMar>
-          </w:tcPr>
-          <w:p>
-            <w:pPr>
-              <w:jc w:val="left"/>
-            </w:pPr>
-            <w:r>
-              <w:rPr>
-                <w:rFonts w:ascii="Microsoft YaHei" w:cs="Microsoft YaHei" w:eastAsia="Microsoft YaHei" w:hAnsi="Microsoft YaHei"/>
-                <w:color w:val="1a1a2e"/>
-                <w:sz w:val="20"/>
-                <w:szCs w:val="20"/>
-              </w:rPr>
-              <w:t xml:space="preserve">入职前≥3天</w:t>
+              <w:t xml:space="preserve">需求方</w:t>
+            </w:r>
+          </w:p>
+        </w:tc>
+        <w:tc>
+          <w:tcPr>
+            <w:tcMar>
+              <w:top w:type="dxa" w:w="50"/>
+              <w:left w:type="dxa" w:w="80"/>
+              <w:bottom w:type="dxa" w:w="50"/>
+              <w:right w:type="dxa" w:w="80"/>
+            </w:tcMar>
+          </w:tcPr>
+          <w:p>
+            <w:pPr>
+              <w:jc w:val="left"/>
+            </w:pPr>
+            <w:r>
+              <w:rPr>
+                <w:rFonts w:ascii="Microsoft YaHei" w:cs="Microsoft YaHei" w:eastAsia="Microsoft YaHei" w:hAnsi="Microsoft YaHei"/>
+                <w:color w:val="1a1a2e"/>
+                <w:sz w:val="20"/>
+                <w:szCs w:val="20"/>
+              </w:rPr>
+              <w:t xml:space="preserve">组长 / 管理层</w:t>
+            </w:r>
+          </w:p>
+        </w:tc>
+        <w:tc>
+          <w:tcPr>
+            <w:tcMar>
+              <w:top w:type="dxa" w:w="50"/>
+              <w:left w:type="dxa" w:w="80"/>
+              <w:bottom w:type="dxa" w:w="50"/>
+              <w:right w:type="dxa" w:w="80"/>
+            </w:tcMar>
+          </w:tcPr>
+          <w:p>
+            <w:pPr>
+              <w:jc w:val="left"/>
+            </w:pPr>
+            <w:r>
+              <w:rPr>
+                <w:rFonts w:ascii="Microsoft YaHei" w:cs="Microsoft YaHei" w:eastAsia="Microsoft YaHei" w:hAnsi="Microsoft YaHei"/>
+                <w:color w:val="1a1a2e"/>
+                <w:sz w:val="20"/>
+                <w:szCs w:val="20"/>
+              </w:rPr>
+              <w:t xml:space="preserve">-</w:t>
+            </w:r>
+          </w:p>
+        </w:tc>
+        <w:tc>
+          <w:tcPr>
+            <w:tcMar>
+              <w:top w:type="dxa" w:w="50"/>
+              <w:left w:type="dxa" w:w="80"/>
+              <w:bottom w:type="dxa" w:w="50"/>
+              <w:right w:type="dxa" w:w="80"/>
+            </w:tcMar>
+          </w:tcPr>
+          <w:p>
+            <w:pPr>
+              <w:jc w:val="left"/>
+            </w:pPr>
+            <w:r>
+              <w:rPr>
+                <w:rFonts w:ascii="Microsoft YaHei" w:cs="Microsoft YaHei" w:eastAsia="Microsoft YaHei" w:hAnsi="Microsoft YaHei"/>
+                <w:color w:val="1a1a2e"/>
+                <w:sz w:val="20"/>
+                <w:szCs w:val="20"/>
+              </w:rPr>
+              <w:t xml:space="preserve">-</w:t>
+            </w:r>
+          </w:p>
+        </w:tc>
+        <w:tc>
+          <w:tcPr>
+            <w:tcMar>
+              <w:top w:type="dxa" w:w="50"/>
+              <w:left w:type="dxa" w:w="80"/>
+              <w:bottom w:type="dxa" w:w="50"/>
+              <w:right w:type="dxa" w:w="80"/>
+            </w:tcMar>
+          </w:tcPr>
+          <w:p>
+            <w:pPr>
+              <w:jc w:val="left"/>
+            </w:pPr>
+            <w:r>
+              <w:rPr>
+                <w:rFonts w:ascii="Microsoft YaHei" w:cs="Microsoft YaHei" w:eastAsia="Microsoft YaHei" w:hAnsi="Microsoft YaHei"/>
+                <w:color w:val="1a1a2e"/>
+                <w:sz w:val="20"/>
+                <w:szCs w:val="20"/>
+              </w:rPr>
+              <w:t xml:space="preserve">发起实操需求，填写问卷表单，须提前&gt;=3天</w:t>
             </w:r>
           </w:p>
         </w:tc>
@@ -379,56 +379,6 @@
                 <w:sz w:val="20"/>
                 <w:szCs w:val="20"/>
               </w:rPr>
-              <w:t xml:space="preserve">2. 行政登记</w:t>
-            </w:r>
-          </w:p>
-        </w:tc>
-        <w:tc>
-          <w:tcPr>
-            <w:shd w:fill="f5f7fa" w:color="auto" w:val="clear"/>
-            <w:tcMar>
-              <w:top w:type="dxa" w:w="50"/>
-              <w:left w:type="dxa" w:w="80"/>
-              <w:bottom w:type="dxa" w:w="50"/>
-              <w:right w:type="dxa" w:w="80"/>
-            </w:tcMar>
-          </w:tcPr>
-          <w:p>
-            <w:pPr>
-              <w:jc w:val="left"/>
-            </w:pPr>
-            <w:r>
-              <w:rPr>
-                <w:rFonts w:ascii="Microsoft YaHei" w:cs="Microsoft YaHei" w:eastAsia="Microsoft YaHei" w:hAnsi="Microsoft YaHei"/>
-                <w:color w:val="1a1a2e"/>
-                <w:sz w:val="20"/>
-                <w:szCs w:val="20"/>
-              </w:rPr>
-              <w:t xml:space="preserve">查看问卷→导入登记→补充设备信息</w:t>
-            </w:r>
-          </w:p>
-        </w:tc>
-        <w:tc>
-          <w:tcPr>
-            <w:shd w:fill="f5f7fa" w:color="auto" w:val="clear"/>
-            <w:tcMar>
-              <w:top w:type="dxa" w:w="50"/>
-              <w:left w:type="dxa" w:w="80"/>
-              <w:bottom w:type="dxa" w:w="50"/>
-              <w:right w:type="dxa" w:w="80"/>
-            </w:tcMar>
-          </w:tcPr>
-          <w:p>
-            <w:pPr>
-              <w:jc w:val="left"/>
-            </w:pPr>
-            <w:r>
-              <w:rPr>
-                <w:rFonts w:ascii="Microsoft YaHei" w:cs="Microsoft YaHei" w:eastAsia="Microsoft YaHei" w:hAnsi="Microsoft YaHei"/>
-                <w:color w:val="1a1a2e"/>
-                <w:sz w:val="20"/>
-                <w:szCs w:val="20"/>
-              </w:rPr>
               <w:t xml:space="preserve">行政</w:t>
             </w:r>
           </w:p>
@@ -454,32 +404,82 @@
                 <w:sz w:val="20"/>
                 <w:szCs w:val="20"/>
               </w:rPr>
-              <w:t xml:space="preserve">@全员</w:t>
-            </w:r>
-          </w:p>
-        </w:tc>
-        <w:tc>
-          <w:tcPr>
-            <w:shd w:fill="f5f7fa" w:color="auto" w:val="clear"/>
-            <w:tcMar>
-              <w:top w:type="dxa" w:w="50"/>
-              <w:left w:type="dxa" w:w="80"/>
-              <w:bottom w:type="dxa" w:w="50"/>
-              <w:right w:type="dxa" w:w="80"/>
-            </w:tcMar>
-          </w:tcPr>
-          <w:p>
-            <w:pPr>
-              <w:jc w:val="left"/>
-            </w:pPr>
-            <w:r>
-              <w:rPr>
-                <w:rFonts w:ascii="Microsoft YaHei" w:cs="Microsoft YaHei" w:eastAsia="Microsoft YaHei" w:hAnsi="Microsoft YaHei"/>
-                <w:color w:val="1a1a2e"/>
-                <w:sz w:val="20"/>
-                <w:szCs w:val="20"/>
-              </w:rPr>
-              <w:t xml:space="preserve">实操首日</w:t>
+              <w:t xml:space="preserve">莫青霖</w:t>
+            </w:r>
+          </w:p>
+        </w:tc>
+        <w:tc>
+          <w:tcPr>
+            <w:shd w:fill="f5f7fa" w:color="auto" w:val="clear"/>
+            <w:tcMar>
+              <w:top w:type="dxa" w:w="50"/>
+              <w:left w:type="dxa" w:w="80"/>
+              <w:bottom w:type="dxa" w:w="50"/>
+              <w:right w:type="dxa" w:w="80"/>
+            </w:tcMar>
+          </w:tcPr>
+          <w:p>
+            <w:pPr>
+              <w:jc w:val="left"/>
+            </w:pPr>
+            <w:r>
+              <w:rPr>
+                <w:rFonts w:ascii="Microsoft YaHei" w:cs="Microsoft YaHei" w:eastAsia="Microsoft YaHei" w:hAnsi="Microsoft YaHei"/>
+                <w:color w:val="1a1a2e"/>
+                <w:sz w:val="20"/>
+                <w:szCs w:val="20"/>
+              </w:rPr>
+              <w:t xml:space="preserve">admin</w:t>
+            </w:r>
+          </w:p>
+        </w:tc>
+        <w:tc>
+          <w:tcPr>
+            <w:shd w:fill="f5f7fa" w:color="auto" w:val="clear"/>
+            <w:tcMar>
+              <w:top w:type="dxa" w:w="50"/>
+              <w:left w:type="dxa" w:w="80"/>
+              <w:bottom w:type="dxa" w:w="50"/>
+              <w:right w:type="dxa" w:w="80"/>
+            </w:tcMar>
+          </w:tcPr>
+          <w:p>
+            <w:pPr>
+              <w:jc w:val="left"/>
+            </w:pPr>
+            <w:r>
+              <w:rPr>
+                <w:rFonts w:ascii="Microsoft YaHei" w:cs="Microsoft YaHei" w:eastAsia="Microsoft YaHei" w:hAnsi="Microsoft YaHei"/>
+                <w:color w:val="1a1a2e"/>
+                <w:sz w:val="20"/>
+                <w:szCs w:val="20"/>
+              </w:rPr>
+              <w:t xml:space="preserve">admin123</w:t>
+            </w:r>
+          </w:p>
+        </w:tc>
+        <w:tc>
+          <w:tcPr>
+            <w:shd w:fill="f5f7fa" w:color="auto" w:val="clear"/>
+            <w:tcMar>
+              <w:top w:type="dxa" w:w="50"/>
+              <w:left w:type="dxa" w:w="80"/>
+              <w:bottom w:type="dxa" w:w="50"/>
+              <w:right w:type="dxa" w:w="80"/>
+            </w:tcMar>
+          </w:tcPr>
+          <w:p>
+            <w:pPr>
+              <w:jc w:val="left"/>
+            </w:pPr>
+            <w:r>
+              <w:rPr>
+                <w:rFonts w:ascii="Microsoft YaHei" w:cs="Microsoft YaHei" w:eastAsia="Microsoft YaHei" w:hAnsi="Microsoft YaHei"/>
+                <w:color w:val="1a1a2e"/>
+                <w:sz w:val="20"/>
+                <w:szCs w:val="20"/>
+              </w:rPr>
+              <w:t xml:space="preserve">处理问卷、登记人员信息、录入设备、跟踪状态</w:t>
             </w:r>
           </w:p>
         </w:tc>
@@ -507,54 +507,6 @@
                 <w:sz w:val="20"/>
                 <w:szCs w:val="20"/>
               </w:rPr>
-              <w:t xml:space="preserve">3. SSC录入</w:t>
-            </w:r>
-          </w:p>
-        </w:tc>
-        <w:tc>
-          <w:tcPr>
-            <w:tcMar>
-              <w:top w:type="dxa" w:w="50"/>
-              <w:left w:type="dxa" w:w="80"/>
-              <w:bottom w:type="dxa" w:w="50"/>
-              <w:right w:type="dxa" w:w="80"/>
-            </w:tcMar>
-          </w:tcPr>
-          <w:p>
-            <w:pPr>
-              <w:jc w:val="left"/>
-            </w:pPr>
-            <w:r>
-              <w:rPr>
-                <w:rFonts w:ascii="Microsoft YaHei" w:cs="Microsoft YaHei" w:eastAsia="Microsoft YaHei" w:hAnsi="Microsoft YaHei"/>
-                <w:color w:val="1a1a2e"/>
-                <w:sz w:val="20"/>
-                <w:szCs w:val="20"/>
-              </w:rPr>
-              <w:t xml:space="preserve">填写薪资信息（本地工具，不上云）</w:t>
-            </w:r>
-          </w:p>
-        </w:tc>
-        <w:tc>
-          <w:tcPr>
-            <w:tcMar>
-              <w:top w:type="dxa" w:w="50"/>
-              <w:left w:type="dxa" w:w="80"/>
-              <w:bottom w:type="dxa" w:w="50"/>
-              <w:right w:type="dxa" w:w="80"/>
-            </w:tcMar>
-          </w:tcPr>
-          <w:p>
-            <w:pPr>
-              <w:jc w:val="left"/>
-            </w:pPr>
-            <w:r>
-              <w:rPr>
-                <w:rFonts w:ascii="Microsoft YaHei" w:cs="Microsoft YaHei" w:eastAsia="Microsoft YaHei" w:hAnsi="Microsoft YaHei"/>
-                <w:color w:val="1a1a2e"/>
-                <w:sz w:val="20"/>
-                <w:szCs w:val="20"/>
-              </w:rPr>
               <w:t xml:space="preserve">SSC</w:t>
             </w:r>
           </w:p>
@@ -579,31 +531,79 @@
                 <w:sz w:val="20"/>
                 <w:szCs w:val="20"/>
               </w:rPr>
-              <w:t xml:space="preserve">—</w:t>
-            </w:r>
-          </w:p>
-        </w:tc>
-        <w:tc>
-          <w:tcPr>
-            <w:tcMar>
-              <w:top w:type="dxa" w:w="50"/>
-              <w:left w:type="dxa" w:w="80"/>
-              <w:bottom w:type="dxa" w:w="50"/>
-              <w:right w:type="dxa" w:w="80"/>
-            </w:tcMar>
-          </w:tcPr>
-          <w:p>
-            <w:pPr>
-              <w:jc w:val="left"/>
-            </w:pPr>
-            <w:r>
-              <w:rPr>
-                <w:rFonts w:ascii="Microsoft YaHei" w:cs="Microsoft YaHei" w:eastAsia="Microsoft YaHei" w:hAnsi="Microsoft YaHei"/>
-                <w:color w:val="1a1a2e"/>
-                <w:sz w:val="20"/>
-                <w:szCs w:val="20"/>
-              </w:rPr>
-              <w:t xml:space="preserve">实操首日</w:t>
+              <w:t xml:space="preserve">Zoe</w:t>
+            </w:r>
+          </w:p>
+        </w:tc>
+        <w:tc>
+          <w:tcPr>
+            <w:tcMar>
+              <w:top w:type="dxa" w:w="50"/>
+              <w:left w:type="dxa" w:w="80"/>
+              <w:bottom w:type="dxa" w:w="50"/>
+              <w:right w:type="dxa" w:w="80"/>
+            </w:tcMar>
+          </w:tcPr>
+          <w:p>
+            <w:pPr>
+              <w:jc w:val="left"/>
+            </w:pPr>
+            <w:r>
+              <w:rPr>
+                <w:rFonts w:ascii="Microsoft YaHei" w:cs="Microsoft YaHei" w:eastAsia="Microsoft YaHei" w:hAnsi="Microsoft YaHei"/>
+                <w:color w:val="1a1a2e"/>
+                <w:sz w:val="20"/>
+                <w:szCs w:val="20"/>
+              </w:rPr>
+              <w:t xml:space="preserve">hr</w:t>
+            </w:r>
+          </w:p>
+        </w:tc>
+        <w:tc>
+          <w:tcPr>
+            <w:tcMar>
+              <w:top w:type="dxa" w:w="50"/>
+              <w:left w:type="dxa" w:w="80"/>
+              <w:bottom w:type="dxa" w:w="50"/>
+              <w:right w:type="dxa" w:w="80"/>
+            </w:tcMar>
+          </w:tcPr>
+          <w:p>
+            <w:pPr>
+              <w:jc w:val="left"/>
+            </w:pPr>
+            <w:r>
+              <w:rPr>
+                <w:rFonts w:ascii="Microsoft YaHei" w:cs="Microsoft YaHei" w:eastAsia="Microsoft YaHei" w:hAnsi="Microsoft YaHei"/>
+                <w:color w:val="1a1a2e"/>
+                <w:sz w:val="20"/>
+                <w:szCs w:val="20"/>
+              </w:rPr>
+              <w:t xml:space="preserve">hr666</w:t>
+            </w:r>
+          </w:p>
+        </w:tc>
+        <w:tc>
+          <w:tcPr>
+            <w:tcMar>
+              <w:top w:type="dxa" w:w="50"/>
+              <w:left w:type="dxa" w:w="80"/>
+              <w:bottom w:type="dxa" w:w="50"/>
+              <w:right w:type="dxa" w:w="80"/>
+            </w:tcMar>
+          </w:tcPr>
+          <w:p>
+            <w:pPr>
+              <w:jc w:val="left"/>
+            </w:pPr>
+            <w:r>
+              <w:rPr>
+                <w:rFonts w:ascii="Microsoft YaHei" w:cs="Microsoft YaHei" w:eastAsia="Microsoft YaHei" w:hAnsi="Microsoft YaHei"/>
+                <w:color w:val="1a1a2e"/>
+                <w:sz w:val="20"/>
+                <w:szCs w:val="20"/>
+              </w:rPr>
+              <w:t xml:space="preserve">录入薪资（本地不上云）、跟进反馈、办理入职/结算、账号管理</w:t>
             </w:r>
           </w:p>
         </w:tc>
@@ -632,231 +632,107 @@
                 <w:sz w:val="20"/>
                 <w:szCs w:val="20"/>
               </w:rPr>
-              <w:t xml:space="preserve">4. 到期跟进</w:t>
-            </w:r>
-          </w:p>
-        </w:tc>
-        <w:tc>
-          <w:tcPr>
-            <w:shd w:fill="f5f7fa" w:color="auto" w:val="clear"/>
-            <w:tcMar>
-              <w:top w:type="dxa" w:w="50"/>
-              <w:left w:type="dxa" w:w="80"/>
-              <w:bottom w:type="dxa" w:w="50"/>
-              <w:right w:type="dxa" w:w="80"/>
-            </w:tcMar>
-          </w:tcPr>
-          <w:p>
-            <w:pPr>
-              <w:jc w:val="left"/>
-            </w:pPr>
-            <w:r>
-              <w:rPr>
-                <w:rFonts w:ascii="Microsoft YaHei" w:cs="Microsoft YaHei" w:eastAsia="Microsoft YaHei" w:hAnsi="Microsoft YaHei"/>
-                <w:color w:val="1a1a2e"/>
-                <w:sz w:val="20"/>
-                <w:szCs w:val="20"/>
-              </w:rPr>
-              <w:t xml:space="preserve">跟进带教人反馈→SSC记录结果+上传凭证</w:t>
-            </w:r>
-          </w:p>
-        </w:tc>
-        <w:tc>
-          <w:tcPr>
-            <w:shd w:fill="f5f7fa" w:color="auto" w:val="clear"/>
-            <w:tcMar>
-              <w:top w:type="dxa" w:w="50"/>
-              <w:left w:type="dxa" w:w="80"/>
-              <w:bottom w:type="dxa" w:w="50"/>
-              <w:right w:type="dxa" w:w="80"/>
-            </w:tcMar>
-          </w:tcPr>
-          <w:p>
-            <w:pPr>
-              <w:jc w:val="left"/>
-            </w:pPr>
-            <w:r>
-              <w:rPr>
-                <w:rFonts w:ascii="Microsoft YaHei" w:cs="Microsoft YaHei" w:eastAsia="Microsoft YaHei" w:hAnsi="Microsoft YaHei"/>
-                <w:color w:val="1a1a2e"/>
-                <w:sz w:val="20"/>
-                <w:szCs w:val="20"/>
-              </w:rPr>
-              <w:t xml:space="preserve">SSC/带教人</w:t>
-            </w:r>
-          </w:p>
-        </w:tc>
-        <w:tc>
-          <w:tcPr>
-            <w:shd w:fill="f5f7fa" w:color="auto" w:val="clear"/>
-            <w:tcMar>
-              <w:top w:type="dxa" w:w="50"/>
-              <w:left w:type="dxa" w:w="80"/>
-              <w:bottom w:type="dxa" w:w="50"/>
-              <w:right w:type="dxa" w:w="80"/>
-            </w:tcMar>
-          </w:tcPr>
-          <w:p>
-            <w:pPr>
-              <w:jc w:val="left"/>
-            </w:pPr>
-            <w:r>
-              <w:rPr>
-                <w:rFonts w:ascii="Microsoft YaHei" w:cs="Microsoft YaHei" w:eastAsia="Microsoft YaHei" w:hAnsi="Microsoft YaHei"/>
-                <w:color w:val="1a1a2e"/>
-                <w:sz w:val="20"/>
-                <w:szCs w:val="20"/>
-              </w:rPr>
-              <w:t xml:space="preserve">@Zoe（T-3/T-1）</w:t>
-            </w:r>
-          </w:p>
-        </w:tc>
-        <w:tc>
-          <w:tcPr>
-            <w:shd w:fill="f5f7fa" w:color="auto" w:val="clear"/>
-            <w:tcMar>
-              <w:top w:type="dxa" w:w="50"/>
-              <w:left w:type="dxa" w:w="80"/>
-              <w:bottom w:type="dxa" w:w="50"/>
-              <w:right w:type="dxa" w:w="80"/>
-            </w:tcMar>
-          </w:tcPr>
-          <w:p>
-            <w:pPr>
-              <w:jc w:val="left"/>
-            </w:pPr>
-            <w:r>
-              <w:rPr>
-                <w:rFonts w:ascii="Microsoft YaHei" w:cs="Microsoft YaHei" w:eastAsia="Microsoft YaHei" w:hAnsi="Microsoft YaHei"/>
-                <w:color w:val="1a1a2e"/>
-                <w:sz w:val="20"/>
-                <w:szCs w:val="20"/>
-              </w:rPr>
-              <w:t xml:space="preserve">结束前3天起</w:t>
-            </w:r>
-          </w:p>
-        </w:tc>
-      </w:tr>
-      <w:tr>
-        <w:tc>
-          <w:tcPr>
-            <w:tcMar>
-              <w:top w:type="dxa" w:w="50"/>
-              <w:left w:type="dxa" w:w="80"/>
-              <w:bottom w:type="dxa" w:w="50"/>
-              <w:right w:type="dxa" w:w="80"/>
-            </w:tcMar>
-          </w:tcPr>
-          <w:p>
-            <w:pPr>
-              <w:jc w:val="left"/>
-            </w:pPr>
-            <w:r>
-              <w:rPr>
-                <w:rFonts w:ascii="Microsoft YaHei" w:cs="Microsoft YaHei" w:eastAsia="Microsoft YaHei" w:hAnsi="Microsoft YaHei"/>
-                <w:b/>
-                <w:bCs/>
-                <w:color w:val="1a1a2e"/>
-                <w:sz w:val="20"/>
-                <w:szCs w:val="20"/>
-              </w:rPr>
-              <w:t xml:space="preserve">5. 入职/结算</w:t>
-            </w:r>
-          </w:p>
-        </w:tc>
-        <w:tc>
-          <w:tcPr>
-            <w:tcMar>
-              <w:top w:type="dxa" w:w="50"/>
-              <w:left w:type="dxa" w:w="80"/>
-              <w:bottom w:type="dxa" w:w="50"/>
-              <w:right w:type="dxa" w:w="80"/>
-            </w:tcMar>
-          </w:tcPr>
-          <w:p>
-            <w:pPr>
-              <w:jc w:val="left"/>
-            </w:pPr>
-            <w:r>
-              <w:rPr>
-                <w:rFonts w:ascii="Microsoft YaHei" w:cs="Microsoft YaHei" w:eastAsia="Microsoft YaHei" w:hAnsi="Microsoft YaHei"/>
-                <w:color w:val="1a1a2e"/>
-                <w:sz w:val="20"/>
-                <w:szCs w:val="20"/>
-              </w:rPr>
-              <w:t xml:space="preserve">通过→办理入职 / 不通过→薪资结算</w:t>
-            </w:r>
-          </w:p>
-        </w:tc>
-        <w:tc>
-          <w:tcPr>
-            <w:tcMar>
-              <w:top w:type="dxa" w:w="50"/>
-              <w:left w:type="dxa" w:w="80"/>
-              <w:bottom w:type="dxa" w:w="50"/>
-              <w:right w:type="dxa" w:w="80"/>
-            </w:tcMar>
-          </w:tcPr>
-          <w:p>
-            <w:pPr>
-              <w:jc w:val="left"/>
-            </w:pPr>
-            <w:r>
-              <w:rPr>
-                <w:rFonts w:ascii="Microsoft YaHei" w:cs="Microsoft YaHei" w:eastAsia="Microsoft YaHei" w:hAnsi="Microsoft YaHei"/>
-                <w:color w:val="1a1a2e"/>
-                <w:sz w:val="20"/>
-                <w:szCs w:val="20"/>
-              </w:rPr>
-              <w:t xml:space="preserve">SSC</w:t>
-            </w:r>
-          </w:p>
-        </w:tc>
-        <w:tc>
-          <w:tcPr>
-            <w:tcMar>
-              <w:top w:type="dxa" w:w="50"/>
-              <w:left w:type="dxa" w:w="80"/>
-              <w:bottom w:type="dxa" w:w="50"/>
-              <w:right w:type="dxa" w:w="80"/>
-            </w:tcMar>
-          </w:tcPr>
-          <w:p>
-            <w:pPr>
-              <w:jc w:val="left"/>
-            </w:pPr>
-            <w:r>
-              <w:rPr>
-                <w:rFonts w:ascii="Microsoft YaHei" w:cs="Microsoft YaHei" w:eastAsia="Microsoft YaHei" w:hAnsi="Microsoft YaHei"/>
-                <w:color w:val="1a1a2e"/>
-                <w:sz w:val="20"/>
-                <w:szCs w:val="20"/>
-              </w:rPr>
-              <w:t xml:space="preserve">@massie+@Zoe</w:t>
-            </w:r>
-          </w:p>
-        </w:tc>
-        <w:tc>
-          <w:tcPr>
-            <w:tcMar>
-              <w:top w:type="dxa" w:w="50"/>
-              <w:left w:type="dxa" w:w="80"/>
-              <w:bottom w:type="dxa" w:w="50"/>
-              <w:right w:type="dxa" w:w="80"/>
-            </w:tcMar>
-          </w:tcPr>
-          <w:p>
-            <w:pPr>
-              <w:jc w:val="left"/>
-            </w:pPr>
-            <w:r>
-              <w:rPr>
-                <w:rFonts w:ascii="Microsoft YaHei" w:cs="Microsoft YaHei" w:eastAsia="Microsoft YaHei" w:hAnsi="Microsoft YaHei"/>
-                <w:color w:val="1a1a2e"/>
-                <w:sz w:val="20"/>
-                <w:szCs w:val="20"/>
-              </w:rPr>
-              <w:t xml:space="preserve">反馈当天</w:t>
+              <w:t xml:space="preserve">HRD</w:t>
+            </w:r>
+          </w:p>
+        </w:tc>
+        <w:tc>
+          <w:tcPr>
+            <w:shd w:fill="f5f7fa" w:color="auto" w:val="clear"/>
+            <w:tcMar>
+              <w:top w:type="dxa" w:w="50"/>
+              <w:left w:type="dxa" w:w="80"/>
+              <w:bottom w:type="dxa" w:w="50"/>
+              <w:right w:type="dxa" w:w="80"/>
+            </w:tcMar>
+          </w:tcPr>
+          <w:p>
+            <w:pPr>
+              <w:jc w:val="left"/>
+            </w:pPr>
+            <w:r>
+              <w:rPr>
+                <w:rFonts w:ascii="Microsoft YaHei" w:cs="Microsoft YaHei" w:eastAsia="Microsoft YaHei" w:hAnsi="Microsoft YaHei"/>
+                <w:color w:val="1a1a2e"/>
+                <w:sz w:val="20"/>
+                <w:szCs w:val="20"/>
+              </w:rPr>
+              <w:t xml:space="preserve">massie</w:t>
+            </w:r>
+          </w:p>
+        </w:tc>
+        <w:tc>
+          <w:tcPr>
+            <w:shd w:fill="f5f7fa" w:color="auto" w:val="clear"/>
+            <w:tcMar>
+              <w:top w:type="dxa" w:w="50"/>
+              <w:left w:type="dxa" w:w="80"/>
+              <w:bottom w:type="dxa" w:w="50"/>
+              <w:right w:type="dxa" w:w="80"/>
+            </w:tcMar>
+          </w:tcPr>
+          <w:p>
+            <w:pPr>
+              <w:jc w:val="left"/>
+            </w:pPr>
+            <w:r>
+              <w:rPr>
+                <w:rFonts w:ascii="Microsoft YaHei" w:cs="Microsoft YaHei" w:eastAsia="Microsoft YaHei" w:hAnsi="Microsoft YaHei"/>
+                <w:color w:val="1a1a2e"/>
+                <w:sz w:val="20"/>
+                <w:szCs w:val="20"/>
+              </w:rPr>
+              <w:t xml:space="preserve">manager</w:t>
+            </w:r>
+          </w:p>
+        </w:tc>
+        <w:tc>
+          <w:tcPr>
+            <w:shd w:fill="f5f7fa" w:color="auto" w:val="clear"/>
+            <w:tcMar>
+              <w:top w:type="dxa" w:w="50"/>
+              <w:left w:type="dxa" w:w="80"/>
+              <w:bottom w:type="dxa" w:w="50"/>
+              <w:right w:type="dxa" w:w="80"/>
+            </w:tcMar>
+          </w:tcPr>
+          <w:p>
+            <w:pPr>
+              <w:jc w:val="left"/>
+            </w:pPr>
+            <w:r>
+              <w:rPr>
+                <w:rFonts w:ascii="Microsoft YaHei" w:cs="Microsoft YaHei" w:eastAsia="Microsoft YaHei" w:hAnsi="Microsoft YaHei"/>
+                <w:color w:val="1a1a2e"/>
+                <w:sz w:val="20"/>
+                <w:szCs w:val="20"/>
+              </w:rPr>
+              <w:t xml:space="preserve">mgr888</w:t>
+            </w:r>
+          </w:p>
+        </w:tc>
+        <w:tc>
+          <w:tcPr>
+            <w:shd w:fill="f5f7fa" w:color="auto" w:val="clear"/>
+            <w:tcMar>
+              <w:top w:type="dxa" w:w="50"/>
+              <w:left w:type="dxa" w:w="80"/>
+              <w:bottom w:type="dxa" w:w="50"/>
+              <w:right w:type="dxa" w:w="80"/>
+            </w:tcMar>
+          </w:tcPr>
+          <w:p>
+            <w:pPr>
+              <w:jc w:val="left"/>
+            </w:pPr>
+            <w:r>
+              <w:rPr>
+                <w:rFonts w:ascii="Microsoft YaHei" w:cs="Microsoft YaHei" w:eastAsia="Microsoft YaHei" w:hAnsi="Microsoft YaHei"/>
+                <w:color w:val="1a1a2e"/>
+                <w:sz w:val="20"/>
+                <w:szCs w:val="20"/>
+              </w:rPr>
+              <w:t xml:space="preserve">审批正式入职、查看全量数据、关注风险预警、账号管理</w:t>
             </w:r>
           </w:p>
         </w:tc>
@@ -881,7 +757,1268 @@
           <w:sz w:val="32"/>
           <w:szCs w:val="32"/>
         </w:rPr>
-        <w:t xml:space="preserve">二、关键规则</w:t>
+        <w:t xml:space="preserve">二、系统入口</w:t>
+      </w:r>
+    </w:p>
+    <w:tbl>
+      <w:tblPr>
+        <w:tblW w:type="pct" w:w="100%"/>
+        <w:tblBorders>
+          <w:top w:val="single" w:color="auto" w:sz="4"/>
+          <w:left w:val="single" w:color="auto" w:sz="4"/>
+          <w:bottom w:val="single" w:color="auto" w:sz="4"/>
+          <w:right w:val="single" w:color="auto" w:sz="4"/>
+          <w:insideH w:val="single" w:color="auto" w:sz="4"/>
+          <w:insideV w:val="single" w:color="auto" w:sz="4"/>
+        </w:tblBorders>
+      </w:tblPr>
+      <w:tblGrid>
+        <w:gridCol w:w="100"/>
+        <w:gridCol w:w="100"/>
+        <w:gridCol w:w="100"/>
+      </w:tblGrid>
+      <w:tr>
+        <w:tc>
+          <w:tcPr>
+            <w:tcW w:type="pct" w:w="15%"/>
+            <w:shd w:fill="1a56c4" w:color="auto" w:val="clear"/>
+            <w:tcMar>
+              <w:top w:type="dxa" w:w="60"/>
+              <w:left w:type="dxa" w:w="80"/>
+              <w:bottom w:type="dxa" w:w="60"/>
+              <w:right w:type="dxa" w:w="80"/>
+            </w:tcMar>
+          </w:tcPr>
+          <w:p>
+            <w:pPr>
+              <w:jc w:val="center"/>
+            </w:pPr>
+            <w:r>
+              <w:rPr>
+                <w:rFonts w:ascii="Microsoft YaHei" w:cs="Microsoft YaHei" w:eastAsia="Microsoft YaHei" w:hAnsi="Microsoft YaHei"/>
+                <w:b/>
+                <w:bCs/>
+                <w:color w:val="FFFFFF"/>
+                <w:sz w:val="20"/>
+                <w:szCs w:val="20"/>
+              </w:rPr>
+              <w:t xml:space="preserve">入口</w:t>
+            </w:r>
+          </w:p>
+        </w:tc>
+        <w:tc>
+          <w:tcPr>
+            <w:tcW w:type="pct" w:w="45%"/>
+            <w:shd w:fill="1a56c4" w:color="auto" w:val="clear"/>
+            <w:tcMar>
+              <w:top w:type="dxa" w:w="60"/>
+              <w:left w:type="dxa" w:w="80"/>
+              <w:bottom w:type="dxa" w:w="60"/>
+              <w:right w:type="dxa" w:w="80"/>
+            </w:tcMar>
+          </w:tcPr>
+          <w:p>
+            <w:pPr>
+              <w:jc w:val="center"/>
+            </w:pPr>
+            <w:r>
+              <w:rPr>
+                <w:rFonts w:ascii="Microsoft YaHei" w:cs="Microsoft YaHei" w:eastAsia="Microsoft YaHei" w:hAnsi="Microsoft YaHei"/>
+                <w:b/>
+                <w:bCs/>
+                <w:color w:val="FFFFFF"/>
+                <w:sz w:val="20"/>
+                <w:szCs w:val="20"/>
+              </w:rPr>
+              <w:t xml:space="preserve">地址</w:t>
+            </w:r>
+          </w:p>
+        </w:tc>
+        <w:tc>
+          <w:tcPr>
+            <w:tcW w:type="pct" w:w="40%"/>
+            <w:shd w:fill="1a56c4" w:color="auto" w:val="clear"/>
+            <w:tcMar>
+              <w:top w:type="dxa" w:w="60"/>
+              <w:left w:type="dxa" w:w="80"/>
+              <w:bottom w:type="dxa" w:w="60"/>
+              <w:right w:type="dxa" w:w="80"/>
+            </w:tcMar>
+          </w:tcPr>
+          <w:p>
+            <w:pPr>
+              <w:jc w:val="center"/>
+            </w:pPr>
+            <w:r>
+              <w:rPr>
+                <w:rFonts w:ascii="Microsoft YaHei" w:cs="Microsoft YaHei" w:eastAsia="Microsoft YaHei" w:hAnsi="Microsoft YaHei"/>
+                <w:b/>
+                <w:bCs/>
+                <w:color w:val="FFFFFF"/>
+                <w:sz w:val="20"/>
+                <w:szCs w:val="20"/>
+              </w:rPr>
+              <w:t xml:space="preserve">说明</w:t>
+            </w:r>
+          </w:p>
+        </w:tc>
+      </w:tr>
+      <w:tr>
+        <w:tc>
+          <w:tcPr>
+            <w:tcMar>
+              <w:top w:type="dxa" w:w="50"/>
+              <w:left w:type="dxa" w:w="80"/>
+              <w:bottom w:type="dxa" w:w="50"/>
+              <w:right w:type="dxa" w:w="80"/>
+            </w:tcMar>
+          </w:tcPr>
+          <w:p>
+            <w:pPr>
+              <w:jc w:val="left"/>
+            </w:pPr>
+            <w:r>
+              <w:rPr>
+                <w:rFonts w:ascii="Microsoft YaHei" w:cs="Microsoft YaHei" w:eastAsia="Microsoft YaHei" w:hAnsi="Microsoft YaHei"/>
+                <w:color w:val="1a1a2e"/>
+                <w:sz w:val="20"/>
+                <w:szCs w:val="20"/>
+              </w:rPr>
+              <w:t xml:space="preserve">问卷表单</w:t>
+            </w:r>
+          </w:p>
+        </w:tc>
+        <w:tc>
+          <w:tcPr>
+            <w:tcMar>
+              <w:top w:type="dxa" w:w="50"/>
+              <w:left w:type="dxa" w:w="80"/>
+              <w:bottom w:type="dxa" w:w="50"/>
+              <w:right w:type="dxa" w:w="80"/>
+            </w:tcMar>
+          </w:tcPr>
+          <w:p>
+            <w:pPr>
+              <w:jc w:val="left"/>
+            </w:pPr>
+            <w:r>
+              <w:rPr>
+                <w:rFonts w:ascii="Microsoft YaHei" w:cs="Microsoft YaHei" w:eastAsia="Microsoft YaHei" w:hAnsi="Microsoft YaHei"/>
+                <w:color w:val="1a1a2e"/>
+                <w:sz w:val="20"/>
+                <w:szCs w:val="20"/>
+              </w:rPr>
+              <w:t xml:space="preserve">https://practice-ledger.onrender.com/questionnaire</w:t>
+            </w:r>
+          </w:p>
+        </w:tc>
+        <w:tc>
+          <w:tcPr>
+            <w:tcMar>
+              <w:top w:type="dxa" w:w="50"/>
+              <w:left w:type="dxa" w:w="80"/>
+              <w:bottom w:type="dxa" w:w="50"/>
+              <w:right w:type="dxa" w:w="80"/>
+            </w:tcMar>
+          </w:tcPr>
+          <w:p>
+            <w:pPr>
+              <w:jc w:val="left"/>
+            </w:pPr>
+            <w:r>
+              <w:rPr>
+                <w:rFonts w:ascii="Microsoft YaHei" w:cs="Microsoft YaHei" w:eastAsia="Microsoft YaHei" w:hAnsi="Microsoft YaHei"/>
+                <w:color w:val="1a1a2e"/>
+                <w:sz w:val="20"/>
+                <w:szCs w:val="20"/>
+              </w:rPr>
+              <w:t xml:space="preserve">免登录，需求方填写</w:t>
+            </w:r>
+          </w:p>
+        </w:tc>
+      </w:tr>
+      <w:tr>
+        <w:tc>
+          <w:tcPr>
+            <w:shd w:fill="f5f7fa" w:color="auto" w:val="clear"/>
+            <w:tcMar>
+              <w:top w:type="dxa" w:w="50"/>
+              <w:left w:type="dxa" w:w="80"/>
+              <w:bottom w:type="dxa" w:w="50"/>
+              <w:right w:type="dxa" w:w="80"/>
+            </w:tcMar>
+          </w:tcPr>
+          <w:p>
+            <w:pPr>
+              <w:jc w:val="left"/>
+            </w:pPr>
+            <w:r>
+              <w:rPr>
+                <w:rFonts w:ascii="Microsoft YaHei" w:cs="Microsoft YaHei" w:eastAsia="Microsoft YaHei" w:hAnsi="Microsoft YaHei"/>
+                <w:color w:val="1a1a2e"/>
+                <w:sz w:val="20"/>
+                <w:szCs w:val="20"/>
+              </w:rPr>
+              <w:t xml:space="preserve">管理后台</w:t>
+            </w:r>
+          </w:p>
+        </w:tc>
+        <w:tc>
+          <w:tcPr>
+            <w:shd w:fill="f5f7fa" w:color="auto" w:val="clear"/>
+            <w:tcMar>
+              <w:top w:type="dxa" w:w="50"/>
+              <w:left w:type="dxa" w:w="80"/>
+              <w:bottom w:type="dxa" w:w="50"/>
+              <w:right w:type="dxa" w:w="80"/>
+            </w:tcMar>
+          </w:tcPr>
+          <w:p>
+            <w:pPr>
+              <w:jc w:val="left"/>
+            </w:pPr>
+            <w:r>
+              <w:rPr>
+                <w:rFonts w:ascii="Microsoft YaHei" w:cs="Microsoft YaHei" w:eastAsia="Microsoft YaHei" w:hAnsi="Microsoft YaHei"/>
+                <w:color w:val="1a1a2e"/>
+                <w:sz w:val="20"/>
+                <w:szCs w:val="20"/>
+              </w:rPr>
+              <w:t xml:space="preserve">https://practice-ledger.onrender.com</w:t>
+            </w:r>
+          </w:p>
+        </w:tc>
+        <w:tc>
+          <w:tcPr>
+            <w:shd w:fill="f5f7fa" w:color="auto" w:val="clear"/>
+            <w:tcMar>
+              <w:top w:type="dxa" w:w="50"/>
+              <w:left w:type="dxa" w:w="80"/>
+              <w:bottom w:type="dxa" w:w="50"/>
+              <w:right w:type="dxa" w:w="80"/>
+            </w:tcMar>
+          </w:tcPr>
+          <w:p>
+            <w:pPr>
+              <w:jc w:val="left"/>
+            </w:pPr>
+            <w:r>
+              <w:rPr>
+                <w:rFonts w:ascii="Microsoft YaHei" w:cs="Microsoft YaHei" w:eastAsia="Microsoft YaHei" w:hAnsi="Microsoft YaHei"/>
+                <w:color w:val="1a1a2e"/>
+                <w:sz w:val="20"/>
+                <w:szCs w:val="20"/>
+              </w:rPr>
+              <w:t xml:space="preserve">行政/SSC/HRD登录</w:t>
+            </w:r>
+          </w:p>
+        </w:tc>
+      </w:tr>
+      <w:tr>
+        <w:tc>
+          <w:tcPr>
+            <w:tcMar>
+              <w:top w:type="dxa" w:w="50"/>
+              <w:left w:type="dxa" w:w="80"/>
+              <w:bottom w:type="dxa" w:w="50"/>
+              <w:right w:type="dxa" w:w="80"/>
+            </w:tcMar>
+          </w:tcPr>
+          <w:p>
+            <w:pPr>
+              <w:jc w:val="left"/>
+            </w:pPr>
+            <w:r>
+              <w:rPr>
+                <w:rFonts w:ascii="Microsoft YaHei" w:cs="Microsoft YaHei" w:eastAsia="Microsoft YaHei" w:hAnsi="Microsoft YaHei"/>
+                <w:color w:val="1a1a2e"/>
+                <w:sz w:val="20"/>
+                <w:szCs w:val="20"/>
+              </w:rPr>
+              <w:t xml:space="preserve">反馈表单</w:t>
+            </w:r>
+          </w:p>
+        </w:tc>
+        <w:tc>
+          <w:tcPr>
+            <w:tcMar>
+              <w:top w:type="dxa" w:w="50"/>
+              <w:left w:type="dxa" w:w="80"/>
+              <w:bottom w:type="dxa" w:w="50"/>
+              <w:right w:type="dxa" w:w="80"/>
+            </w:tcMar>
+          </w:tcPr>
+          <w:p>
+            <w:pPr>
+              <w:jc w:val="left"/>
+            </w:pPr>
+            <w:r>
+              <w:rPr>
+                <w:rFonts w:ascii="Microsoft YaHei" w:cs="Microsoft YaHei" w:eastAsia="Microsoft YaHei" w:hAnsi="Microsoft YaHei"/>
+                <w:color w:val="1a1a2e"/>
+                <w:sz w:val="20"/>
+                <w:szCs w:val="20"/>
+              </w:rPr>
+              <w:t xml:space="preserve">https://practice-ledger.onrender.com/feedback/:token</w:t>
+            </w:r>
+          </w:p>
+        </w:tc>
+        <w:tc>
+          <w:tcPr>
+            <w:tcMar>
+              <w:top w:type="dxa" w:w="50"/>
+              <w:left w:type="dxa" w:w="80"/>
+              <w:bottom w:type="dxa" w:w="50"/>
+              <w:right w:type="dxa" w:w="80"/>
+            </w:tcMar>
+          </w:tcPr>
+          <w:p>
+            <w:pPr>
+              <w:jc w:val="left"/>
+            </w:pPr>
+            <w:r>
+              <w:rPr>
+                <w:rFonts w:ascii="Microsoft YaHei" w:cs="Microsoft YaHei" w:eastAsia="Microsoft YaHei" w:hAnsi="Microsoft YaHei"/>
+                <w:color w:val="1a1a2e"/>
+                <w:sz w:val="20"/>
+                <w:szCs w:val="20"/>
+              </w:rPr>
+              <w:t xml:space="preserve">带教人免登录填写</w:t>
+            </w:r>
+          </w:p>
+        </w:tc>
+      </w:tr>
+      <w:tr>
+        <w:tc>
+          <w:tcPr>
+            <w:shd w:fill="f5f7fa" w:color="auto" w:val="clear"/>
+            <w:tcMar>
+              <w:top w:type="dxa" w:w="50"/>
+              <w:left w:type="dxa" w:w="80"/>
+              <w:bottom w:type="dxa" w:w="50"/>
+              <w:right w:type="dxa" w:w="80"/>
+            </w:tcMar>
+          </w:tcPr>
+          <w:p>
+            <w:pPr>
+              <w:jc w:val="left"/>
+            </w:pPr>
+            <w:r>
+              <w:rPr>
+                <w:rFonts w:ascii="Microsoft YaHei" w:cs="Microsoft YaHei" w:eastAsia="Microsoft YaHei" w:hAnsi="Microsoft YaHei"/>
+                <w:color w:val="1a1a2e"/>
+                <w:sz w:val="20"/>
+                <w:szCs w:val="20"/>
+              </w:rPr>
+              <w:t xml:space="preserve">本地SSC工具</w:t>
+            </w:r>
+          </w:p>
+        </w:tc>
+        <w:tc>
+          <w:tcPr>
+            <w:shd w:fill="f5f7fa" w:color="auto" w:val="clear"/>
+            <w:tcMar>
+              <w:top w:type="dxa" w:w="50"/>
+              <w:left w:type="dxa" w:w="80"/>
+              <w:bottom w:type="dxa" w:w="50"/>
+              <w:right w:type="dxa" w:w="80"/>
+            </w:tcMar>
+          </w:tcPr>
+          <w:p>
+            <w:pPr>
+              <w:jc w:val="left"/>
+            </w:pPr>
+            <w:r>
+              <w:rPr>
+                <w:rFonts w:ascii="Microsoft YaHei" w:cs="Microsoft YaHei" w:eastAsia="Microsoft YaHei" w:hAnsi="Microsoft YaHei"/>
+                <w:color w:val="1a1a2e"/>
+                <w:sz w:val="20"/>
+                <w:szCs w:val="20"/>
+              </w:rPr>
+              <w:t xml:space="preserve">hr-local.html（本地运行）</w:t>
+            </w:r>
+          </w:p>
+        </w:tc>
+        <w:tc>
+          <w:tcPr>
+            <w:shd w:fill="f5f7fa" w:color="auto" w:val="clear"/>
+            <w:tcMar>
+              <w:top w:type="dxa" w:w="50"/>
+              <w:left w:type="dxa" w:w="80"/>
+              <w:bottom w:type="dxa" w:w="50"/>
+              <w:right w:type="dxa" w:w="80"/>
+            </w:tcMar>
+          </w:tcPr>
+          <w:p>
+            <w:pPr>
+              <w:jc w:val="left"/>
+            </w:pPr>
+            <w:r>
+              <w:rPr>
+                <w:rFonts w:ascii="Microsoft YaHei" w:cs="Microsoft YaHei" w:eastAsia="Microsoft YaHei" w:hAnsi="Microsoft YaHei"/>
+                <w:color w:val="1a1a2e"/>
+                <w:sz w:val="20"/>
+                <w:szCs w:val="20"/>
+              </w:rPr>
+              <w:t xml:space="preserve">薪资管理，不上云</w:t>
+            </w:r>
+          </w:p>
+        </w:tc>
+      </w:tr>
+    </w:tbl>
+    <w:p>
+      <w:pPr>
+        <w:spacing w:after="80" w:before="80"/>
+      </w:pPr>
+    </w:p>
+    <w:p>
+      <w:pPr>
+        <w:pStyle w:val="Heading1"/>
+        <w:spacing w:after="120" w:before="240"/>
+      </w:pPr>
+      <w:r>
+        <w:rPr>
+          <w:rFonts w:ascii="Microsoft YaHei" w:cs="Microsoft YaHei" w:eastAsia="Microsoft YaHei" w:hAnsi="Microsoft YaHei"/>
+          <w:b/>
+          <w:bCs/>
+          <w:color w:val="1a56c4"/>
+          <w:sz w:val="32"/>
+          <w:szCs w:val="32"/>
+        </w:rPr>
+        <w:t xml:space="preserve">三、流程总览</w:t>
+      </w:r>
+    </w:p>
+    <w:p>
+      <w:pPr>
+        <w:spacing w:after="60" w:before="60"/>
+        <w:jc w:val="left"/>
+      </w:pPr>
+      <w:r>
+        <w:rPr>
+          <w:rFonts w:ascii="Microsoft YaHei" w:cs="Microsoft YaHei" w:eastAsia="Microsoft YaHei" w:hAnsi="Microsoft YaHei"/>
+          <w:sz w:val="21"/>
+          <w:szCs w:val="21"/>
+        </w:rPr>
+        <w:t xml:space="preserve">实操人员从需求提交到入职/离场，共5个阶段，全流程通过企微群机器人自动驱动：</w:t>
+      </w:r>
+    </w:p>
+    <w:p>
+      <w:pPr>
+        <w:spacing w:after="80" w:before="80"/>
+      </w:pPr>
+    </w:p>
+    <w:tbl>
+      <w:tblPr>
+        <w:tblW w:type="pct" w:w="100%"/>
+        <w:tblBorders>
+          <w:top w:val="single" w:color="auto" w:sz="4"/>
+          <w:left w:val="single" w:color="auto" w:sz="4"/>
+          <w:bottom w:val="single" w:color="auto" w:sz="4"/>
+          <w:right w:val="single" w:color="auto" w:sz="4"/>
+          <w:insideH w:val="single" w:color="auto" w:sz="4"/>
+          <w:insideV w:val="single" w:color="auto" w:sz="4"/>
+        </w:tblBorders>
+      </w:tblPr>
+      <w:tblGrid>
+        <w:gridCol w:w="100"/>
+        <w:gridCol w:w="100"/>
+        <w:gridCol w:w="100"/>
+        <w:gridCol w:w="100"/>
+        <w:gridCol w:w="100"/>
+      </w:tblGrid>
+      <w:tr>
+        <w:tc>
+          <w:tcPr>
+            <w:tcW w:type="pct" w:w="15%"/>
+            <w:shd w:fill="1a56c4" w:color="auto" w:val="clear"/>
+            <w:tcMar>
+              <w:top w:type="dxa" w:w="60"/>
+              <w:left w:type="dxa" w:w="80"/>
+              <w:bottom w:type="dxa" w:w="60"/>
+              <w:right w:type="dxa" w:w="80"/>
+            </w:tcMar>
+          </w:tcPr>
+          <w:p>
+            <w:pPr>
+              <w:jc w:val="center"/>
+            </w:pPr>
+            <w:r>
+              <w:rPr>
+                <w:rFonts w:ascii="Microsoft YaHei" w:cs="Microsoft YaHei" w:eastAsia="Microsoft YaHei" w:hAnsi="Microsoft YaHei"/>
+                <w:b/>
+                <w:bCs/>
+                <w:color w:val="FFFFFF"/>
+                <w:sz w:val="20"/>
+                <w:szCs w:val="20"/>
+              </w:rPr>
+              <w:t xml:space="preserve">阶段</w:t>
+            </w:r>
+          </w:p>
+        </w:tc>
+        <w:tc>
+          <w:tcPr>
+            <w:tcW w:type="pct" w:w="30%"/>
+            <w:shd w:fill="1a56c4" w:color="auto" w:val="clear"/>
+            <w:tcMar>
+              <w:top w:type="dxa" w:w="60"/>
+              <w:left w:type="dxa" w:w="80"/>
+              <w:bottom w:type="dxa" w:w="60"/>
+              <w:right w:type="dxa" w:w="80"/>
+            </w:tcMar>
+          </w:tcPr>
+          <w:p>
+            <w:pPr>
+              <w:jc w:val="center"/>
+            </w:pPr>
+            <w:r>
+              <w:rPr>
+                <w:rFonts w:ascii="Microsoft YaHei" w:cs="Microsoft YaHei" w:eastAsia="Microsoft YaHei" w:hAnsi="Microsoft YaHei"/>
+                <w:b/>
+                <w:bCs/>
+                <w:color w:val="FFFFFF"/>
+                <w:sz w:val="20"/>
+                <w:szCs w:val="20"/>
+              </w:rPr>
+              <w:t xml:space="preserve">动作</w:t>
+            </w:r>
+          </w:p>
+        </w:tc>
+        <w:tc>
+          <w:tcPr>
+            <w:tcW w:type="pct" w:w="18%"/>
+            <w:shd w:fill="1a56c4" w:color="auto" w:val="clear"/>
+            <w:tcMar>
+              <w:top w:type="dxa" w:w="60"/>
+              <w:left w:type="dxa" w:w="80"/>
+              <w:bottom w:type="dxa" w:w="60"/>
+              <w:right w:type="dxa" w:w="80"/>
+            </w:tcMar>
+          </w:tcPr>
+          <w:p>
+            <w:pPr>
+              <w:jc w:val="center"/>
+            </w:pPr>
+            <w:r>
+              <w:rPr>
+                <w:rFonts w:ascii="Microsoft YaHei" w:cs="Microsoft YaHei" w:eastAsia="Microsoft YaHei" w:hAnsi="Microsoft YaHei"/>
+                <w:b/>
+                <w:bCs/>
+                <w:color w:val="FFFFFF"/>
+                <w:sz w:val="20"/>
+                <w:szCs w:val="20"/>
+              </w:rPr>
+              <w:t xml:space="preserve">负责人</w:t>
+            </w:r>
+          </w:p>
+        </w:tc>
+        <w:tc>
+          <w:tcPr>
+            <w:tcW w:type="pct" w:w="17%"/>
+            <w:shd w:fill="1a56c4" w:color="auto" w:val="clear"/>
+            <w:tcMar>
+              <w:top w:type="dxa" w:w="60"/>
+              <w:left w:type="dxa" w:w="80"/>
+              <w:bottom w:type="dxa" w:w="60"/>
+              <w:right w:type="dxa" w:w="80"/>
+            </w:tcMar>
+          </w:tcPr>
+          <w:p>
+            <w:pPr>
+              <w:jc w:val="center"/>
+            </w:pPr>
+            <w:r>
+              <w:rPr>
+                <w:rFonts w:ascii="Microsoft YaHei" w:cs="Microsoft YaHei" w:eastAsia="Microsoft YaHei" w:hAnsi="Microsoft YaHei"/>
+                <w:b/>
+                <w:bCs/>
+                <w:color w:val="FFFFFF"/>
+                <w:sz w:val="20"/>
+                <w:szCs w:val="20"/>
+              </w:rPr>
+              <w:t xml:space="preserve">企微通知</w:t>
+            </w:r>
+          </w:p>
+        </w:tc>
+        <w:tc>
+          <w:tcPr>
+            <w:tcW w:type="pct" w:w="20%"/>
+            <w:shd w:fill="1a56c4" w:color="auto" w:val="clear"/>
+            <w:tcMar>
+              <w:top w:type="dxa" w:w="60"/>
+              <w:left w:type="dxa" w:w="80"/>
+              <w:bottom w:type="dxa" w:w="60"/>
+              <w:right w:type="dxa" w:w="80"/>
+            </w:tcMar>
+          </w:tcPr>
+          <w:p>
+            <w:pPr>
+              <w:jc w:val="center"/>
+            </w:pPr>
+            <w:r>
+              <w:rPr>
+                <w:rFonts w:ascii="Microsoft YaHei" w:cs="Microsoft YaHei" w:eastAsia="Microsoft YaHei" w:hAnsi="Microsoft YaHei"/>
+                <w:b/>
+                <w:bCs/>
+                <w:color w:val="FFFFFF"/>
+                <w:sz w:val="20"/>
+                <w:szCs w:val="20"/>
+              </w:rPr>
+              <w:t xml:space="preserve">时间节点</w:t>
+            </w:r>
+          </w:p>
+        </w:tc>
+      </w:tr>
+      <w:tr>
+        <w:tc>
+          <w:tcPr>
+            <w:tcMar>
+              <w:top w:type="dxa" w:w="50"/>
+              <w:left w:type="dxa" w:w="80"/>
+              <w:bottom w:type="dxa" w:w="50"/>
+              <w:right w:type="dxa" w:w="80"/>
+            </w:tcMar>
+          </w:tcPr>
+          <w:p>
+            <w:pPr>
+              <w:jc w:val="left"/>
+            </w:pPr>
+            <w:r>
+              <w:rPr>
+                <w:rFonts w:ascii="Microsoft YaHei" w:cs="Microsoft YaHei" w:eastAsia="Microsoft YaHei" w:hAnsi="Microsoft YaHei"/>
+                <w:b/>
+                <w:bCs/>
+                <w:color w:val="1a1a2e"/>
+                <w:sz w:val="20"/>
+                <w:szCs w:val="20"/>
+              </w:rPr>
+              <w:t xml:space="preserve">1. 需求提交</w:t>
+            </w:r>
+          </w:p>
+        </w:tc>
+        <w:tc>
+          <w:tcPr>
+            <w:tcMar>
+              <w:top w:type="dxa" w:w="50"/>
+              <w:left w:type="dxa" w:w="80"/>
+              <w:bottom w:type="dxa" w:w="50"/>
+              <w:right w:type="dxa" w:w="80"/>
+            </w:tcMar>
+          </w:tcPr>
+          <w:p>
+            <w:pPr>
+              <w:jc w:val="left"/>
+            </w:pPr>
+            <w:r>
+              <w:rPr>
+                <w:rFonts w:ascii="Microsoft YaHei" w:cs="Microsoft YaHei" w:eastAsia="Microsoft YaHei" w:hAnsi="Microsoft YaHei"/>
+                <w:color w:val="1a1a2e"/>
+                <w:sz w:val="20"/>
+                <w:szCs w:val="20"/>
+              </w:rPr>
+              <w:t xml:space="preserve">填写问卷表单</w:t>
+            </w:r>
+          </w:p>
+        </w:tc>
+        <w:tc>
+          <w:tcPr>
+            <w:tcMar>
+              <w:top w:type="dxa" w:w="50"/>
+              <w:left w:type="dxa" w:w="80"/>
+              <w:bottom w:type="dxa" w:w="50"/>
+              <w:right w:type="dxa" w:w="80"/>
+            </w:tcMar>
+          </w:tcPr>
+          <w:p>
+            <w:pPr>
+              <w:jc w:val="left"/>
+            </w:pPr>
+            <w:r>
+              <w:rPr>
+                <w:rFonts w:ascii="Microsoft YaHei" w:cs="Microsoft YaHei" w:eastAsia="Microsoft YaHei" w:hAnsi="Microsoft YaHei"/>
+                <w:color w:val="1a1a2e"/>
+                <w:sz w:val="20"/>
+                <w:szCs w:val="20"/>
+              </w:rPr>
+              <w:t xml:space="preserve">需求方(组长/管理层)</w:t>
+            </w:r>
+          </w:p>
+        </w:tc>
+        <w:tc>
+          <w:tcPr>
+            <w:tcMar>
+              <w:top w:type="dxa" w:w="50"/>
+              <w:left w:type="dxa" w:w="80"/>
+              <w:bottom w:type="dxa" w:w="50"/>
+              <w:right w:type="dxa" w:w="80"/>
+            </w:tcMar>
+          </w:tcPr>
+          <w:p>
+            <w:pPr>
+              <w:jc w:val="left"/>
+            </w:pPr>
+            <w:r>
+              <w:rPr>
+                <w:rFonts w:ascii="Microsoft YaHei" w:cs="Microsoft YaHei" w:eastAsia="Microsoft YaHei" w:hAnsi="Microsoft YaHei"/>
+                <w:color w:val="1a1a2e"/>
+                <w:sz w:val="20"/>
+                <w:szCs w:val="20"/>
+              </w:rPr>
+              <w:t xml:space="preserve">@全员</w:t>
+            </w:r>
+          </w:p>
+        </w:tc>
+        <w:tc>
+          <w:tcPr>
+            <w:tcMar>
+              <w:top w:type="dxa" w:w="50"/>
+              <w:left w:type="dxa" w:w="80"/>
+              <w:bottom w:type="dxa" w:w="50"/>
+              <w:right w:type="dxa" w:w="80"/>
+            </w:tcMar>
+          </w:tcPr>
+          <w:p>
+            <w:pPr>
+              <w:jc w:val="left"/>
+            </w:pPr>
+            <w:r>
+              <w:rPr>
+                <w:rFonts w:ascii="Microsoft YaHei" w:cs="Microsoft YaHei" w:eastAsia="Microsoft YaHei" w:hAnsi="Microsoft YaHei"/>
+                <w:color w:val="1a1a2e"/>
+                <w:sz w:val="20"/>
+                <w:szCs w:val="20"/>
+              </w:rPr>
+              <w:t xml:space="preserve">入职前&gt;=3天</w:t>
+            </w:r>
+          </w:p>
+        </w:tc>
+      </w:tr>
+      <w:tr>
+        <w:tc>
+          <w:tcPr>
+            <w:shd w:fill="f5f7fa" w:color="auto" w:val="clear"/>
+            <w:tcMar>
+              <w:top w:type="dxa" w:w="50"/>
+              <w:left w:type="dxa" w:w="80"/>
+              <w:bottom w:type="dxa" w:w="50"/>
+              <w:right w:type="dxa" w:w="80"/>
+            </w:tcMar>
+          </w:tcPr>
+          <w:p>
+            <w:pPr>
+              <w:jc w:val="left"/>
+            </w:pPr>
+            <w:r>
+              <w:rPr>
+                <w:rFonts w:ascii="Microsoft YaHei" w:cs="Microsoft YaHei" w:eastAsia="Microsoft YaHei" w:hAnsi="Microsoft YaHei"/>
+                <w:b/>
+                <w:bCs/>
+                <w:color w:val="1a1a2e"/>
+                <w:sz w:val="20"/>
+                <w:szCs w:val="20"/>
+              </w:rPr>
+              <w:t xml:space="preserve">2. 行政登记</w:t>
+            </w:r>
+          </w:p>
+        </w:tc>
+        <w:tc>
+          <w:tcPr>
+            <w:shd w:fill="f5f7fa" w:color="auto" w:val="clear"/>
+            <w:tcMar>
+              <w:top w:type="dxa" w:w="50"/>
+              <w:left w:type="dxa" w:w="80"/>
+              <w:bottom w:type="dxa" w:w="50"/>
+              <w:right w:type="dxa" w:w="80"/>
+            </w:tcMar>
+          </w:tcPr>
+          <w:p>
+            <w:pPr>
+              <w:jc w:val="left"/>
+            </w:pPr>
+            <w:r>
+              <w:rPr>
+                <w:rFonts w:ascii="Microsoft YaHei" w:cs="Microsoft YaHei" w:eastAsia="Microsoft YaHei" w:hAnsi="Microsoft YaHei"/>
+                <w:color w:val="1a1a2e"/>
+                <w:sz w:val="20"/>
+                <w:szCs w:val="20"/>
+              </w:rPr>
+              <w:t xml:space="preserve">导入问卷-&gt;补充设备</w:t>
+            </w:r>
+          </w:p>
+        </w:tc>
+        <w:tc>
+          <w:tcPr>
+            <w:shd w:fill="f5f7fa" w:color="auto" w:val="clear"/>
+            <w:tcMar>
+              <w:top w:type="dxa" w:w="50"/>
+              <w:left w:type="dxa" w:w="80"/>
+              <w:bottom w:type="dxa" w:w="50"/>
+              <w:right w:type="dxa" w:w="80"/>
+            </w:tcMar>
+          </w:tcPr>
+          <w:p>
+            <w:pPr>
+              <w:jc w:val="left"/>
+            </w:pPr>
+            <w:r>
+              <w:rPr>
+                <w:rFonts w:ascii="Microsoft YaHei" w:cs="Microsoft YaHei" w:eastAsia="Microsoft YaHei" w:hAnsi="Microsoft YaHei"/>
+                <w:color w:val="1a1a2e"/>
+                <w:sz w:val="20"/>
+                <w:szCs w:val="20"/>
+              </w:rPr>
+              <w:t xml:space="preserve">行政(莫青霖)</w:t>
+            </w:r>
+          </w:p>
+        </w:tc>
+        <w:tc>
+          <w:tcPr>
+            <w:shd w:fill="f5f7fa" w:color="auto" w:val="clear"/>
+            <w:tcMar>
+              <w:top w:type="dxa" w:w="50"/>
+              <w:left w:type="dxa" w:w="80"/>
+              <w:bottom w:type="dxa" w:w="50"/>
+              <w:right w:type="dxa" w:w="80"/>
+            </w:tcMar>
+          </w:tcPr>
+          <w:p>
+            <w:pPr>
+              <w:jc w:val="left"/>
+            </w:pPr>
+            <w:r>
+              <w:rPr>
+                <w:rFonts w:ascii="Microsoft YaHei" w:cs="Microsoft YaHei" w:eastAsia="Microsoft YaHei" w:hAnsi="Microsoft YaHei"/>
+                <w:color w:val="1a1a2e"/>
+                <w:sz w:val="20"/>
+                <w:szCs w:val="20"/>
+              </w:rPr>
+              <w:t xml:space="preserve">@青霖</w:t>
+            </w:r>
+          </w:p>
+        </w:tc>
+        <w:tc>
+          <w:tcPr>
+            <w:shd w:fill="f5f7fa" w:color="auto" w:val="clear"/>
+            <w:tcMar>
+              <w:top w:type="dxa" w:w="50"/>
+              <w:left w:type="dxa" w:w="80"/>
+              <w:bottom w:type="dxa" w:w="50"/>
+              <w:right w:type="dxa" w:w="80"/>
+            </w:tcMar>
+          </w:tcPr>
+          <w:p>
+            <w:pPr>
+              <w:jc w:val="left"/>
+            </w:pPr>
+            <w:r>
+              <w:rPr>
+                <w:rFonts w:ascii="Microsoft YaHei" w:cs="Microsoft YaHei" w:eastAsia="Microsoft YaHei" w:hAnsi="Microsoft YaHei"/>
+                <w:color w:val="1a1a2e"/>
+                <w:sz w:val="20"/>
+                <w:szCs w:val="20"/>
+              </w:rPr>
+              <w:t xml:space="preserve">实操首日</w:t>
+            </w:r>
+          </w:p>
+        </w:tc>
+      </w:tr>
+      <w:tr>
+        <w:tc>
+          <w:tcPr>
+            <w:tcMar>
+              <w:top w:type="dxa" w:w="50"/>
+              <w:left w:type="dxa" w:w="80"/>
+              <w:bottom w:type="dxa" w:w="50"/>
+              <w:right w:type="dxa" w:w="80"/>
+            </w:tcMar>
+          </w:tcPr>
+          <w:p>
+            <w:pPr>
+              <w:jc w:val="left"/>
+            </w:pPr>
+            <w:r>
+              <w:rPr>
+                <w:rFonts w:ascii="Microsoft YaHei" w:cs="Microsoft YaHei" w:eastAsia="Microsoft YaHei" w:hAnsi="Microsoft YaHei"/>
+                <w:b/>
+                <w:bCs/>
+                <w:color w:val="1a1a2e"/>
+                <w:sz w:val="20"/>
+                <w:szCs w:val="20"/>
+              </w:rPr>
+              <w:t xml:space="preserve">3. SSC录入</w:t>
+            </w:r>
+          </w:p>
+        </w:tc>
+        <w:tc>
+          <w:tcPr>
+            <w:tcMar>
+              <w:top w:type="dxa" w:w="50"/>
+              <w:left w:type="dxa" w:w="80"/>
+              <w:bottom w:type="dxa" w:w="50"/>
+              <w:right w:type="dxa" w:w="80"/>
+            </w:tcMar>
+          </w:tcPr>
+          <w:p>
+            <w:pPr>
+              <w:jc w:val="left"/>
+            </w:pPr>
+            <w:r>
+              <w:rPr>
+                <w:rFonts w:ascii="Microsoft YaHei" w:cs="Microsoft YaHei" w:eastAsia="Microsoft YaHei" w:hAnsi="Microsoft YaHei"/>
+                <w:color w:val="1a1a2e"/>
+                <w:sz w:val="20"/>
+                <w:szCs w:val="20"/>
+              </w:rPr>
+              <w:t xml:space="preserve">填写薪资（本地工具）</w:t>
+            </w:r>
+          </w:p>
+        </w:tc>
+        <w:tc>
+          <w:tcPr>
+            <w:tcMar>
+              <w:top w:type="dxa" w:w="50"/>
+              <w:left w:type="dxa" w:w="80"/>
+              <w:bottom w:type="dxa" w:w="50"/>
+              <w:right w:type="dxa" w:w="80"/>
+            </w:tcMar>
+          </w:tcPr>
+          <w:p>
+            <w:pPr>
+              <w:jc w:val="left"/>
+            </w:pPr>
+            <w:r>
+              <w:rPr>
+                <w:rFonts w:ascii="Microsoft YaHei" w:cs="Microsoft YaHei" w:eastAsia="Microsoft YaHei" w:hAnsi="Microsoft YaHei"/>
+                <w:color w:val="1a1a2e"/>
+                <w:sz w:val="20"/>
+                <w:szCs w:val="20"/>
+              </w:rPr>
+              <w:t xml:space="preserve">SSC(Zoe)</w:t>
+            </w:r>
+          </w:p>
+        </w:tc>
+        <w:tc>
+          <w:tcPr>
+            <w:tcMar>
+              <w:top w:type="dxa" w:w="50"/>
+              <w:left w:type="dxa" w:w="80"/>
+              <w:bottom w:type="dxa" w:w="50"/>
+              <w:right w:type="dxa" w:w="80"/>
+            </w:tcMar>
+          </w:tcPr>
+          <w:p>
+            <w:pPr>
+              <w:jc w:val="left"/>
+            </w:pPr>
+            <w:r>
+              <w:rPr>
+                <w:rFonts w:ascii="Microsoft YaHei" w:cs="Microsoft YaHei" w:eastAsia="Microsoft YaHei" w:hAnsi="Microsoft YaHei"/>
+                <w:color w:val="1a1a2e"/>
+                <w:sz w:val="20"/>
+                <w:szCs w:val="20"/>
+              </w:rPr>
+              <w:t xml:space="preserve">-</w:t>
+            </w:r>
+          </w:p>
+        </w:tc>
+        <w:tc>
+          <w:tcPr>
+            <w:tcMar>
+              <w:top w:type="dxa" w:w="50"/>
+              <w:left w:type="dxa" w:w="80"/>
+              <w:bottom w:type="dxa" w:w="50"/>
+              <w:right w:type="dxa" w:w="80"/>
+            </w:tcMar>
+          </w:tcPr>
+          <w:p>
+            <w:pPr>
+              <w:jc w:val="left"/>
+            </w:pPr>
+            <w:r>
+              <w:rPr>
+                <w:rFonts w:ascii="Microsoft YaHei" w:cs="Microsoft YaHei" w:eastAsia="Microsoft YaHei" w:hAnsi="Microsoft YaHei"/>
+                <w:color w:val="1a1a2e"/>
+                <w:sz w:val="20"/>
+                <w:szCs w:val="20"/>
+              </w:rPr>
+              <w:t xml:space="preserve">实操首日</w:t>
+            </w:r>
+          </w:p>
+        </w:tc>
+      </w:tr>
+      <w:tr>
+        <w:tc>
+          <w:tcPr>
+            <w:shd w:fill="f5f7fa" w:color="auto" w:val="clear"/>
+            <w:tcMar>
+              <w:top w:type="dxa" w:w="50"/>
+              <w:left w:type="dxa" w:w="80"/>
+              <w:bottom w:type="dxa" w:w="50"/>
+              <w:right w:type="dxa" w:w="80"/>
+            </w:tcMar>
+          </w:tcPr>
+          <w:p>
+            <w:pPr>
+              <w:jc w:val="left"/>
+            </w:pPr>
+            <w:r>
+              <w:rPr>
+                <w:rFonts w:ascii="Microsoft YaHei" w:cs="Microsoft YaHei" w:eastAsia="Microsoft YaHei" w:hAnsi="Microsoft YaHei"/>
+                <w:b/>
+                <w:bCs/>
+                <w:color w:val="1a1a2e"/>
+                <w:sz w:val="20"/>
+                <w:szCs w:val="20"/>
+              </w:rPr>
+              <w:t xml:space="preserve">4. 到期跟进</w:t>
+            </w:r>
+          </w:p>
+        </w:tc>
+        <w:tc>
+          <w:tcPr>
+            <w:shd w:fill="f5f7fa" w:color="auto" w:val="clear"/>
+            <w:tcMar>
+              <w:top w:type="dxa" w:w="50"/>
+              <w:left w:type="dxa" w:w="80"/>
+              <w:bottom w:type="dxa" w:w="50"/>
+              <w:right w:type="dxa" w:w="80"/>
+            </w:tcMar>
+          </w:tcPr>
+          <w:p>
+            <w:pPr>
+              <w:jc w:val="left"/>
+            </w:pPr>
+            <w:r>
+              <w:rPr>
+                <w:rFonts w:ascii="Microsoft YaHei" w:cs="Microsoft YaHei" w:eastAsia="Microsoft YaHei" w:hAnsi="Microsoft YaHei"/>
+                <w:color w:val="1a1a2e"/>
+                <w:sz w:val="20"/>
+                <w:szCs w:val="20"/>
+              </w:rPr>
+              <w:t xml:space="preserve">跟进反馈-&gt;记录结果+凭证</w:t>
+            </w:r>
+          </w:p>
+        </w:tc>
+        <w:tc>
+          <w:tcPr>
+            <w:shd w:fill="f5f7fa" w:color="auto" w:val="clear"/>
+            <w:tcMar>
+              <w:top w:type="dxa" w:w="50"/>
+              <w:left w:type="dxa" w:w="80"/>
+              <w:bottom w:type="dxa" w:w="50"/>
+              <w:right w:type="dxa" w:w="80"/>
+            </w:tcMar>
+          </w:tcPr>
+          <w:p>
+            <w:pPr>
+              <w:jc w:val="left"/>
+            </w:pPr>
+            <w:r>
+              <w:rPr>
+                <w:rFonts w:ascii="Microsoft YaHei" w:cs="Microsoft YaHei" w:eastAsia="Microsoft YaHei" w:hAnsi="Microsoft YaHei"/>
+                <w:color w:val="1a1a2e"/>
+                <w:sz w:val="20"/>
+                <w:szCs w:val="20"/>
+              </w:rPr>
+              <w:t xml:space="preserve">SSC(Zoe)/带教人</w:t>
+            </w:r>
+          </w:p>
+        </w:tc>
+        <w:tc>
+          <w:tcPr>
+            <w:shd w:fill="f5f7fa" w:color="auto" w:val="clear"/>
+            <w:tcMar>
+              <w:top w:type="dxa" w:w="50"/>
+              <w:left w:type="dxa" w:w="80"/>
+              <w:bottom w:type="dxa" w:w="50"/>
+              <w:right w:type="dxa" w:w="80"/>
+            </w:tcMar>
+          </w:tcPr>
+          <w:p>
+            <w:pPr>
+              <w:jc w:val="left"/>
+            </w:pPr>
+            <w:r>
+              <w:rPr>
+                <w:rFonts w:ascii="Microsoft YaHei" w:cs="Microsoft YaHei" w:eastAsia="Microsoft YaHei" w:hAnsi="Microsoft YaHei"/>
+                <w:color w:val="1a1a2e"/>
+                <w:sz w:val="20"/>
+                <w:szCs w:val="20"/>
+              </w:rPr>
+              <w:t xml:space="preserve">@SSC(T-3/T-1)</w:t>
+            </w:r>
+          </w:p>
+        </w:tc>
+        <w:tc>
+          <w:tcPr>
+            <w:shd w:fill="f5f7fa" w:color="auto" w:val="clear"/>
+            <w:tcMar>
+              <w:top w:type="dxa" w:w="50"/>
+              <w:left w:type="dxa" w:w="80"/>
+              <w:bottom w:type="dxa" w:w="50"/>
+              <w:right w:type="dxa" w:w="80"/>
+            </w:tcMar>
+          </w:tcPr>
+          <w:p>
+            <w:pPr>
+              <w:jc w:val="left"/>
+            </w:pPr>
+            <w:r>
+              <w:rPr>
+                <w:rFonts w:ascii="Microsoft YaHei" w:cs="Microsoft YaHei" w:eastAsia="Microsoft YaHei" w:hAnsi="Microsoft YaHei"/>
+                <w:color w:val="1a1a2e"/>
+                <w:sz w:val="20"/>
+                <w:szCs w:val="20"/>
+              </w:rPr>
+              <w:t xml:space="preserve">结束前3天起</w:t>
+            </w:r>
+          </w:p>
+        </w:tc>
+      </w:tr>
+      <w:tr>
+        <w:tc>
+          <w:tcPr>
+            <w:tcMar>
+              <w:top w:type="dxa" w:w="50"/>
+              <w:left w:type="dxa" w:w="80"/>
+              <w:bottom w:type="dxa" w:w="50"/>
+              <w:right w:type="dxa" w:w="80"/>
+            </w:tcMar>
+          </w:tcPr>
+          <w:p>
+            <w:pPr>
+              <w:jc w:val="left"/>
+            </w:pPr>
+            <w:r>
+              <w:rPr>
+                <w:rFonts w:ascii="Microsoft YaHei" w:cs="Microsoft YaHei" w:eastAsia="Microsoft YaHei" w:hAnsi="Microsoft YaHei"/>
+                <w:b/>
+                <w:bCs/>
+                <w:color w:val="1a1a2e"/>
+                <w:sz w:val="20"/>
+                <w:szCs w:val="20"/>
+              </w:rPr>
+              <w:t xml:space="preserve">5. 入职/结算</w:t>
+            </w:r>
+          </w:p>
+        </w:tc>
+        <w:tc>
+          <w:tcPr>
+            <w:tcMar>
+              <w:top w:type="dxa" w:w="50"/>
+              <w:left w:type="dxa" w:w="80"/>
+              <w:bottom w:type="dxa" w:w="50"/>
+              <w:right w:type="dxa" w:w="80"/>
+            </w:tcMar>
+          </w:tcPr>
+          <w:p>
+            <w:pPr>
+              <w:jc w:val="left"/>
+            </w:pPr>
+            <w:r>
+              <w:rPr>
+                <w:rFonts w:ascii="Microsoft YaHei" w:cs="Microsoft YaHei" w:eastAsia="Microsoft YaHei" w:hAnsi="Microsoft YaHei"/>
+                <w:color w:val="1a1a2e"/>
+                <w:sz w:val="20"/>
+                <w:szCs w:val="20"/>
+              </w:rPr>
+              <w:t xml:space="preserve">通过-&gt;入职 / 不通过-&gt;结算</w:t>
+            </w:r>
+          </w:p>
+        </w:tc>
+        <w:tc>
+          <w:tcPr>
+            <w:tcMar>
+              <w:top w:type="dxa" w:w="50"/>
+              <w:left w:type="dxa" w:w="80"/>
+              <w:bottom w:type="dxa" w:w="50"/>
+              <w:right w:type="dxa" w:w="80"/>
+            </w:tcMar>
+          </w:tcPr>
+          <w:p>
+            <w:pPr>
+              <w:jc w:val="left"/>
+            </w:pPr>
+            <w:r>
+              <w:rPr>
+                <w:rFonts w:ascii="Microsoft YaHei" w:cs="Microsoft YaHei" w:eastAsia="Microsoft YaHei" w:hAnsi="Microsoft YaHei"/>
+                <w:color w:val="1a1a2e"/>
+                <w:sz w:val="20"/>
+                <w:szCs w:val="20"/>
+              </w:rPr>
+              <w:t xml:space="preserve">SSC(Zoe)</w:t>
+            </w:r>
+          </w:p>
+        </w:tc>
+        <w:tc>
+          <w:tcPr>
+            <w:tcMar>
+              <w:top w:type="dxa" w:w="50"/>
+              <w:left w:type="dxa" w:w="80"/>
+              <w:bottom w:type="dxa" w:w="50"/>
+              <w:right w:type="dxa" w:w="80"/>
+            </w:tcMar>
+          </w:tcPr>
+          <w:p>
+            <w:pPr>
+              <w:jc w:val="left"/>
+            </w:pPr>
+            <w:r>
+              <w:rPr>
+                <w:rFonts w:ascii="Microsoft YaHei" w:cs="Microsoft YaHei" w:eastAsia="Microsoft YaHei" w:hAnsi="Microsoft YaHei"/>
+                <w:color w:val="1a1a2e"/>
+                <w:sz w:val="20"/>
+                <w:szCs w:val="20"/>
+              </w:rPr>
+              <w:t xml:space="preserve">@HRD+@SSC</w:t>
+            </w:r>
+          </w:p>
+        </w:tc>
+        <w:tc>
+          <w:tcPr>
+            <w:tcMar>
+              <w:top w:type="dxa" w:w="50"/>
+              <w:left w:type="dxa" w:w="80"/>
+              <w:bottom w:type="dxa" w:w="50"/>
+              <w:right w:type="dxa" w:w="80"/>
+            </w:tcMar>
+          </w:tcPr>
+          <w:p>
+            <w:pPr>
+              <w:jc w:val="left"/>
+            </w:pPr>
+            <w:r>
+              <w:rPr>
+                <w:rFonts w:ascii="Microsoft YaHei" w:cs="Microsoft YaHei" w:eastAsia="Microsoft YaHei" w:hAnsi="Microsoft YaHei"/>
+                <w:color w:val="1a1a2e"/>
+                <w:sz w:val="20"/>
+                <w:szCs w:val="20"/>
+              </w:rPr>
+              <w:t xml:space="preserve">反馈当天</w:t>
+            </w:r>
+          </w:p>
+        </w:tc>
+      </w:tr>
+    </w:tbl>
+    <w:p>
+      <w:pPr>
+        <w:spacing w:after="80" w:before="80"/>
+      </w:pPr>
+    </w:p>
+    <w:p>
+      <w:pPr>
+        <w:pStyle w:val="Heading1"/>
+        <w:spacing w:after="120" w:before="240"/>
+      </w:pPr>
+      <w:r>
+        <w:rPr>
+          <w:rFonts w:ascii="Microsoft YaHei" w:cs="Microsoft YaHei" w:eastAsia="Microsoft YaHei" w:hAnsi="Microsoft YaHei"/>
+          <w:b/>
+          <w:bCs/>
+          <w:color w:val="1a56c4"/>
+          <w:sz w:val="32"/>
+          <w:szCs w:val="32"/>
+        </w:rPr>
+        <w:t xml:space="preserve">四、关键规则</w:t>
       </w:r>
     </w:p>
     <w:p>
@@ -897,7 +2034,7 @@
           <w:sz w:val="22"/>
           <w:szCs w:val="22"/>
         </w:rPr>
-        <w:t xml:space="preserve">2.1 实操天数限制</w:t>
+        <w:t xml:space="preserve">4.1 实操天数限制</w:t>
       </w:r>
     </w:p>
     <w:p>
@@ -950,7 +2087,7 @@
                 <w:sz w:val="21"/>
                 <w:szCs w:val="21"/>
               </w:rPr>
-              <w:t xml:space="preserve">红线：实操天数 &gt; 7天 → 系统自动发送用工风险预警到企微群@全员</w:t>
+              <w:t xml:space="preserve">红线：实操天数 &gt; 7天 -&gt; 系统自动发送用工风险预警到企微群@全员</w:t>
             </w:r>
           </w:p>
         </w:tc>
@@ -974,7 +2111,7 @@
           <w:sz w:val="22"/>
           <w:szCs w:val="22"/>
         </w:rPr>
-        <w:t xml:space="preserve">2.2 提前同步要求</w:t>
+        <w:t xml:space="preserve">4.2 提前同步要求</w:t>
       </w:r>
     </w:p>
     <w:p>
@@ -988,7 +2125,7 @@
           <w:sz w:val="21"/>
           <w:szCs w:val="21"/>
         </w:rPr>
-        <w:t xml:space="preserve">需求方须在实操人员入职前至少提前3天提交问卷或直接报给行政，确保行政有足够时间准备设备、SSC有足够时间录入薪资。需求方可自行填写问卷表单，或通知行政代为登记。</w:t>
+        <w:t xml:space="preserve">需求方须在实操人员入职前至少提前3天提交问卷或直接报给行政，确保行政有足够时间准备设备、SSC有足够时间录入薪资。</w:t>
       </w:r>
     </w:p>
     <w:p>
@@ -1009,7 +2146,7 @@
           <w:sz w:val="22"/>
           <w:szCs w:val="22"/>
         </w:rPr>
-        <w:t xml:space="preserve">2.3 薪资保密原则</w:t>
+        <w:t xml:space="preserve">4.3 薪资保密原则</w:t>
       </w:r>
     </w:p>
     <w:p>
@@ -1045,7 +2182,7 @@
           <w:sz w:val="32"/>
           <w:szCs w:val="32"/>
         </w:rPr>
-        <w:t xml:space="preserve">三、企微群机器人通知规则</w:t>
+        <w:t xml:space="preserve">五、企微群机器人通知规则</w:t>
       </w:r>
     </w:p>
     <w:p>
@@ -1059,7 +2196,7 @@
           <w:sz w:val="21"/>
           <w:szCs w:val="21"/>
         </w:rPr>
-        <w:t xml:space="preserve">以下所有通知由系统自动推送，无需人工干预：</w:t>
+        <w:t xml:space="preserve">以下所有通知由系统自动推送，无需人工干预。@对象用职位名称（SSC/HRD），行政例外用@青霖：</w:t>
       </w:r>
     </w:p>
     <w:p>
@@ -1320,7 +2457,7 @@
                 <w:sz w:val="20"/>
                 <w:szCs w:val="20"/>
               </w:rPr>
-              <w:t xml:space="preserve">@全员</w:t>
+              <w:t xml:space="preserve">@青霖</w:t>
             </w:r>
           </w:p>
         </w:tc>
@@ -1425,7 +2562,7 @@
                 <w:sz w:val="20"/>
                 <w:szCs w:val="20"/>
               </w:rPr>
-              <w:t xml:space="preserve">结束前3天</w:t>
+              <w:t xml:space="preserve">结束前3天(T-3)</w:t>
             </w:r>
           </w:p>
         </w:tc>
@@ -1475,7 +2612,7 @@
                 <w:sz w:val="20"/>
                 <w:szCs w:val="20"/>
               </w:rPr>
-              <w:t xml:space="preserve">@Zoe</w:t>
+              <w:t xml:space="preserve">@SSC</w:t>
             </w:r>
           </w:p>
         </w:tc>
@@ -1503,7 +2640,7 @@
                 <w:sz w:val="20"/>
                 <w:szCs w:val="20"/>
               </w:rPr>
-              <w:t xml:space="preserve">结束前1天</w:t>
+              <w:t xml:space="preserve">结束前1天(T-1)</w:t>
             </w:r>
           </w:p>
         </w:tc>
@@ -1551,7 +2688,7 @@
                 <w:sz w:val="20"/>
                 <w:szCs w:val="20"/>
               </w:rPr>
-              <w:t xml:space="preserve">@Zoe</w:t>
+              <w:t xml:space="preserve">@SSC</w:t>
             </w:r>
           </w:p>
         </w:tc>
@@ -1580,7 +2717,7 @@
                 <w:sz w:val="20"/>
                 <w:szCs w:val="20"/>
               </w:rPr>
-              <w:t xml:space="preserve">结束当天</w:t>
+              <w:t xml:space="preserve">到期当天(T-0)</w:t>
             </w:r>
           </w:p>
         </w:tc>
@@ -1630,7 +2767,7 @@
                 <w:sz w:val="20"/>
                 <w:szCs w:val="20"/>
               </w:rPr>
-              <w:t xml:space="preserve">带教人</w:t>
+              <w:t xml:space="preserve">组长 + @SSC</w:t>
             </w:r>
           </w:p>
         </w:tc>
@@ -1658,7 +2795,7 @@
                 <w:sz w:val="20"/>
                 <w:szCs w:val="20"/>
               </w:rPr>
-              <w:t xml:space="preserve">逾期3天</w:t>
+              <w:t xml:space="preserve">逾期3天(T+3)</w:t>
             </w:r>
           </w:p>
         </w:tc>
@@ -1785,7 +2922,7 @@
                 <w:sz w:val="20"/>
                 <w:szCs w:val="20"/>
               </w:rPr>
-              <w:t xml:space="preserve">@massie</w:t>
+              <w:t xml:space="preserve">@HRD + @全员</w:t>
             </w:r>
           </w:p>
         </w:tc>
@@ -1861,7 +2998,7 @@
                 <w:sz w:val="20"/>
                 <w:szCs w:val="20"/>
               </w:rPr>
-              <w:t xml:space="preserve">@massie+@Zoe</w:t>
+              <w:t xml:space="preserve">@HRD + @SSC</w:t>
             </w:r>
           </w:p>
         </w:tc>
@@ -1886,7 +3023,7 @@
           <w:sz w:val="32"/>
           <w:szCs w:val="32"/>
         </w:rPr>
-        <w:t xml:space="preserve">四、角色职责</w:t>
+        <w:t xml:space="preserve">六、角色职责</w:t>
       </w:r>
     </w:p>
     <w:tbl>
@@ -1909,7 +3046,7 @@
       <w:tr>
         <w:tc>
           <w:tcPr>
-            <w:tcW w:type="pct" w:w="15%"/>
+            <w:tcW w:type="pct" w:w="18%"/>
             <w:shd w:fill="1a56c4" w:color="auto" w:val="clear"/>
             <w:tcMar>
               <w:top w:type="dxa" w:w="60"/>
@@ -1937,7 +3074,7 @@
         </w:tc>
         <w:tc>
           <w:tcPr>
-            <w:tcW w:type="pct" w:w="50%"/>
+            <w:tcW w:type="pct" w:w="47%"/>
             <w:shd w:fill="1a56c4" w:color="auto" w:val="clear"/>
             <w:tcMar>
               <w:top w:type="dxa" w:w="60"/>
@@ -2015,7 +3152,7 @@
                 <w:sz w:val="20"/>
                 <w:szCs w:val="20"/>
               </w:rPr>
-              <w:t xml:space="preserve">需求方</w:t>
+              <w:t xml:space="preserve">需求方(组长/管理层)</w:t>
             </w:r>
           </w:p>
         </w:tc>
@@ -2092,32 +3229,32 @@
                 <w:sz w:val="20"/>
                 <w:szCs w:val="20"/>
               </w:rPr>
-              <w:t xml:space="preserve">行政</w:t>
-            </w:r>
-          </w:p>
-        </w:tc>
-        <w:tc>
-          <w:tcPr>
-            <w:shd w:fill="f5f7fa" w:color="auto" w:val="clear"/>
-            <w:tcMar>
-              <w:top w:type="dxa" w:w="50"/>
-              <w:left w:type="dxa" w:w="80"/>
-              <w:bottom w:type="dxa" w:w="50"/>
-              <w:right w:type="dxa" w:w="80"/>
-            </w:tcMar>
-          </w:tcPr>
-          <w:p>
-            <w:pPr>
-              <w:jc w:val="left"/>
-            </w:pPr>
-            <w:r>
-              <w:rPr>
-                <w:rFonts w:ascii="Microsoft YaHei" w:cs="Microsoft YaHei" w:eastAsia="Microsoft YaHei" w:hAnsi="Microsoft YaHei"/>
-                <w:color w:val="1a1a2e"/>
-                <w:sz w:val="20"/>
-                <w:szCs w:val="20"/>
-              </w:rPr>
-              <w:t xml:space="preserve">处理问卷→登记设备信息→跟踪状态</w:t>
+              <w:t xml:space="preserve">行政(莫青霖)</w:t>
+            </w:r>
+          </w:p>
+        </w:tc>
+        <w:tc>
+          <w:tcPr>
+            <w:shd w:fill="f5f7fa" w:color="auto" w:val="clear"/>
+            <w:tcMar>
+              <w:top w:type="dxa" w:w="50"/>
+              <w:left w:type="dxa" w:w="80"/>
+              <w:bottom w:type="dxa" w:w="50"/>
+              <w:right w:type="dxa" w:w="80"/>
+            </w:tcMar>
+          </w:tcPr>
+          <w:p>
+            <w:pPr>
+              <w:jc w:val="left"/>
+            </w:pPr>
+            <w:r>
+              <w:rPr>
+                <w:rFonts w:ascii="Microsoft YaHei" w:cs="Microsoft YaHei" w:eastAsia="Microsoft YaHei" w:hAnsi="Microsoft YaHei"/>
+                <w:color w:val="1a1a2e"/>
+                <w:sz w:val="20"/>
+                <w:szCs w:val="20"/>
+              </w:rPr>
+              <w:t xml:space="preserve">处理问卷-&gt;登记设备-&gt;跟踪状态</w:t>
             </w:r>
           </w:p>
         </w:tc>
@@ -2170,31 +3307,31 @@
                 <w:sz w:val="20"/>
                 <w:szCs w:val="20"/>
               </w:rPr>
-              <w:t xml:space="preserve">SSC</w:t>
-            </w:r>
-          </w:p>
-        </w:tc>
-        <w:tc>
-          <w:tcPr>
-            <w:tcMar>
-              <w:top w:type="dxa" w:w="50"/>
-              <w:left w:type="dxa" w:w="80"/>
-              <w:bottom w:type="dxa" w:w="50"/>
-              <w:right w:type="dxa" w:w="80"/>
-            </w:tcMar>
-          </w:tcPr>
-          <w:p>
-            <w:pPr>
-              <w:jc w:val="left"/>
-            </w:pPr>
-            <w:r>
-              <w:rPr>
-                <w:rFonts w:ascii="Microsoft YaHei" w:cs="Microsoft YaHei" w:eastAsia="Microsoft YaHei" w:hAnsi="Microsoft YaHei"/>
-                <w:color w:val="1a1a2e"/>
-                <w:sz w:val="20"/>
-                <w:szCs w:val="20"/>
-              </w:rPr>
-              <w:t xml:space="preserve">录入薪资→跟进反馈→办理入职/结算→账号管理</w:t>
+              <w:t xml:space="preserve">SSC(Zoe)</w:t>
+            </w:r>
+          </w:p>
+        </w:tc>
+        <w:tc>
+          <w:tcPr>
+            <w:tcMar>
+              <w:top w:type="dxa" w:w="50"/>
+              <w:left w:type="dxa" w:w="80"/>
+              <w:bottom w:type="dxa" w:w="50"/>
+              <w:right w:type="dxa" w:w="80"/>
+            </w:tcMar>
+          </w:tcPr>
+          <w:p>
+            <w:pPr>
+              <w:jc w:val="left"/>
+            </w:pPr>
+            <w:r>
+              <w:rPr>
+                <w:rFonts w:ascii="Microsoft YaHei" w:cs="Microsoft YaHei" w:eastAsia="Microsoft YaHei" w:hAnsi="Microsoft YaHei"/>
+                <w:color w:val="1a1a2e"/>
+                <w:sz w:val="20"/>
+                <w:szCs w:val="20"/>
+              </w:rPr>
+              <w:t xml:space="preserve">录入薪资-&gt;跟进反馈-&gt;办理入职/结算-&gt;账号管理</w:t>
             </w:r>
           </w:p>
         </w:tc>
@@ -2325,31 +3462,31 @@
                 <w:sz w:val="20"/>
                 <w:szCs w:val="20"/>
               </w:rPr>
-              <w:t xml:space="preserve">管理层</w:t>
-            </w:r>
-          </w:p>
-        </w:tc>
-        <w:tc>
-          <w:tcPr>
-            <w:tcMar>
-              <w:top w:type="dxa" w:w="50"/>
-              <w:left w:type="dxa" w:w="80"/>
-              <w:bottom w:type="dxa" w:w="50"/>
-              <w:right w:type="dxa" w:w="80"/>
-            </w:tcMar>
-          </w:tcPr>
-          <w:p>
-            <w:pPr>
-              <w:jc w:val="left"/>
-            </w:pPr>
-            <w:r>
-              <w:rPr>
-                <w:rFonts w:ascii="Microsoft YaHei" w:cs="Microsoft YaHei" w:eastAsia="Microsoft YaHei" w:hAnsi="Microsoft YaHei"/>
-                <w:color w:val="1a1a2e"/>
-                <w:sz w:val="20"/>
-                <w:szCs w:val="20"/>
-              </w:rPr>
-              <w:t xml:space="preserve">查看全量数据→审批→账号管理</w:t>
+              <w:t xml:space="preserve">HRD(massie)</w:t>
+            </w:r>
+          </w:p>
+        </w:tc>
+        <w:tc>
+          <w:tcPr>
+            <w:tcMar>
+              <w:top w:type="dxa" w:w="50"/>
+              <w:left w:type="dxa" w:w="80"/>
+              <w:bottom w:type="dxa" w:w="50"/>
+              <w:right w:type="dxa" w:w="80"/>
+            </w:tcMar>
+          </w:tcPr>
+          <w:p>
+            <w:pPr>
+              <w:jc w:val="left"/>
+            </w:pPr>
+            <w:r>
+              <w:rPr>
+                <w:rFonts w:ascii="Microsoft YaHei" w:cs="Microsoft YaHei" w:eastAsia="Microsoft YaHei" w:hAnsi="Microsoft YaHei"/>
+                <w:color w:val="1a1a2e"/>
+                <w:sz w:val="20"/>
+                <w:szCs w:val="20"/>
+              </w:rPr>
+              <w:t xml:space="preserve">查看全量数据-&gt;审批-&gt;账号管理</w:t>
             </w:r>
           </w:p>
         </w:tc>
@@ -2398,7 +3535,7 @@
           <w:sz w:val="32"/>
           <w:szCs w:val="32"/>
         </w:rPr>
-        <w:t xml:space="preserve">五、异常处理</w:t>
+        <w:t xml:space="preserve">七、异常处理</w:t>
       </w:r>
     </w:p>
     <w:tbl>
@@ -2549,31 +3686,31 @@
                 <w:sz w:val="20"/>
                 <w:szCs w:val="20"/>
               </w:rPr>
-              <w:t xml:space="preserve">须管理层审批，签署知情同意书</w:t>
-            </w:r>
-          </w:p>
-        </w:tc>
-        <w:tc>
-          <w:tcPr>
-            <w:tcMar>
-              <w:top w:type="dxa" w:w="50"/>
-              <w:left w:type="dxa" w:w="80"/>
-              <w:bottom w:type="dxa" w:w="50"/>
-              <w:right w:type="dxa" w:w="80"/>
-            </w:tcMar>
-          </w:tcPr>
-          <w:p>
-            <w:pPr>
-              <w:jc w:val="left"/>
-            </w:pPr>
-            <w:r>
-              <w:rPr>
-                <w:rFonts w:ascii="Microsoft YaHei" w:cs="Microsoft YaHei" w:eastAsia="Microsoft YaHei" w:hAnsi="Microsoft YaHei"/>
-                <w:color w:val="1a1a2e"/>
-                <w:sz w:val="20"/>
-                <w:szCs w:val="20"/>
-              </w:rPr>
-              <w:t xml:space="preserve">管理层+SSC</w:t>
+              <w:t xml:space="preserve">须HRD审批，签署知情同意书</w:t>
+            </w:r>
+          </w:p>
+        </w:tc>
+        <w:tc>
+          <w:tcPr>
+            <w:tcMar>
+              <w:top w:type="dxa" w:w="50"/>
+              <w:left w:type="dxa" w:w="80"/>
+              <w:bottom w:type="dxa" w:w="50"/>
+              <w:right w:type="dxa" w:w="80"/>
+            </w:tcMar>
+          </w:tcPr>
+          <w:p>
+            <w:pPr>
+              <w:jc w:val="left"/>
+            </w:pPr>
+            <w:r>
+              <w:rPr>
+                <w:rFonts w:ascii="Microsoft YaHei" w:cs="Microsoft YaHei" w:eastAsia="Microsoft YaHei" w:hAnsi="Microsoft YaHei"/>
+                <w:color w:val="1a1a2e"/>
+                <w:sz w:val="20"/>
+                <w:szCs w:val="20"/>
+              </w:rPr>
+              <w:t xml:space="preserve">HRD(massie)+SSC(Zoe)</w:t>
             </w:r>
           </w:p>
         </w:tc>
@@ -2650,7 +3787,7 @@
                 <w:sz w:val="20"/>
                 <w:szCs w:val="20"/>
               </w:rPr>
-              <w:t xml:space="preserve">SSC</w:t>
+              <w:t xml:space="preserve">SSC(Zoe)</w:t>
             </w:r>
           </w:p>
         </w:tc>
@@ -2724,7 +3861,7 @@
                 <w:sz w:val="20"/>
                 <w:szCs w:val="20"/>
               </w:rPr>
-              <w:t xml:space="preserve">SSC</w:t>
+              <w:t xml:space="preserve">SSC(Zoe)</w:t>
             </w:r>
           </w:p>
         </w:tc>
@@ -2776,7 +3913,7 @@
                 <w:sz w:val="20"/>
                 <w:szCs w:val="20"/>
               </w:rPr>
-              <w:t xml:space="preserve">持续@massie和@Zoe提醒，直到入职完成</w:t>
+              <w:t xml:space="preserve">持续@HRD和@SSC提醒，直到入职完成</w:t>
             </w:r>
           </w:p>
         </w:tc>
@@ -2875,7 +4012,7 @@
                 <w:sz w:val="20"/>
                 <w:szCs w:val="20"/>
               </w:rPr>
-              <w:t xml:space="preserve">SSC</w:t>
+              <w:t xml:space="preserve">SSC(Zoe)</w:t>
             </w:r>
           </w:p>
         </w:tc>
@@ -2900,7 +4037,7 @@
           <w:sz w:val="32"/>
           <w:szCs w:val="32"/>
         </w:rPr>
-        <w:t xml:space="preserve">六、劳动风险防控</w:t>
+        <w:t xml:space="preserve">八、劳动风险防控</w:t>
       </w:r>
     </w:p>
     <w:p>
@@ -2918,7 +4055,7 @@
           <w:sz w:val="21"/>
           <w:szCs w:val="21"/>
         </w:rPr>
-        <w:t xml:space="preserve">实操天数严格控制在7天以内，超过需管理层审批</w:t>
+        <w:t xml:space="preserve">实操天数严格控制在7天以内，超过需HRD审批</w:t>
       </w:r>
     </w:p>
     <w:p>
@@ -2954,7 +4091,7 @@
           <w:sz w:val="21"/>
           <w:szCs w:val="21"/>
         </w:rPr>
-        <w:t xml:space="preserve">实操结束当天必须有明确结论：通过→入职 或 不通过→结算离场</w:t>
+        <w:t xml:space="preserve">实操结束当天必须有明确结论：通过-&gt;入职 或 不通过-&gt;结算离场</w:t>
       </w:r>
     </w:p>
     <w:p>
@@ -2972,7 +4109,7 @@
           <w:sz w:val="21"/>
           <w:szCs w:val="21"/>
         </w:rPr>
-        <w:t xml:space="preserve">逾期未反馈的，T+3自动升级到管理层+劳动风险预警</w:t>
+        <w:t xml:space="preserve">逾期未反馈的，T+3自动升级到全员+劳动风险预警</w:t>
       </w:r>
     </w:p>
     <w:p>
@@ -3011,434 +4148,6 @@
         <w:t xml:space="preserve">所有操作留痕，系统记录操作人、时间、来源</w:t>
       </w:r>
     </w:p>
-    <w:p>
-      <w:pPr>
-        <w:spacing w:after="80" w:before="80"/>
-      </w:pPr>
-    </w:p>
-    <w:p>
-      <w:pPr>
-        <w:pStyle w:val="Heading1"/>
-        <w:spacing w:after="120" w:before="240"/>
-      </w:pPr>
-      <w:r>
-        <w:rPr>
-          <w:rFonts w:ascii="Microsoft YaHei" w:cs="Microsoft YaHei" w:eastAsia="Microsoft YaHei" w:hAnsi="Microsoft YaHei"/>
-          <w:b/>
-          <w:bCs/>
-          <w:color w:val="1a56c4"/>
-          <w:sz w:val="32"/>
-          <w:szCs w:val="32"/>
-        </w:rPr>
-        <w:t xml:space="preserve">七、系统入口</w:t>
-      </w:r>
-    </w:p>
-    <w:tbl>
-      <w:tblPr>
-        <w:tblW w:type="pct" w:w="100%"/>
-        <w:tblBorders>
-          <w:top w:val="single" w:color="auto" w:sz="4"/>
-          <w:left w:val="single" w:color="auto" w:sz="4"/>
-          <w:bottom w:val="single" w:color="auto" w:sz="4"/>
-          <w:right w:val="single" w:color="auto" w:sz="4"/>
-          <w:insideH w:val="single" w:color="auto" w:sz="4"/>
-          <w:insideV w:val="single" w:color="auto" w:sz="4"/>
-        </w:tblBorders>
-      </w:tblPr>
-      <w:tblGrid>
-        <w:gridCol w:w="100"/>
-        <w:gridCol w:w="100"/>
-        <w:gridCol w:w="100"/>
-      </w:tblGrid>
-      <w:tr>
-        <w:tc>
-          <w:tcPr>
-            <w:tcW w:type="pct" w:w="20%"/>
-            <w:shd w:fill="1a56c4" w:color="auto" w:val="clear"/>
-            <w:tcMar>
-              <w:top w:type="dxa" w:w="60"/>
-              <w:left w:type="dxa" w:w="80"/>
-              <w:bottom w:type="dxa" w:w="60"/>
-              <w:right w:type="dxa" w:w="80"/>
-            </w:tcMar>
-          </w:tcPr>
-          <w:p>
-            <w:pPr>
-              <w:jc w:val="center"/>
-            </w:pPr>
-            <w:r>
-              <w:rPr>
-                <w:rFonts w:ascii="Microsoft YaHei" w:cs="Microsoft YaHei" w:eastAsia="Microsoft YaHei" w:hAnsi="Microsoft YaHei"/>
-                <w:b/>
-                <w:bCs/>
-                <w:color w:val="FFFFFF"/>
-                <w:sz w:val="20"/>
-                <w:szCs w:val="20"/>
-              </w:rPr>
-              <w:t xml:space="preserve">入口</w:t>
-            </w:r>
-          </w:p>
-        </w:tc>
-        <w:tc>
-          <w:tcPr>
-            <w:tcW w:type="pct" w:w="35%"/>
-            <w:shd w:fill="1a56c4" w:color="auto" w:val="clear"/>
-            <w:tcMar>
-              <w:top w:type="dxa" w:w="60"/>
-              <w:left w:type="dxa" w:w="80"/>
-              <w:bottom w:type="dxa" w:w="60"/>
-              <w:right w:type="dxa" w:w="80"/>
-            </w:tcMar>
-          </w:tcPr>
-          <w:p>
-            <w:pPr>
-              <w:jc w:val="center"/>
-            </w:pPr>
-            <w:r>
-              <w:rPr>
-                <w:rFonts w:ascii="Microsoft YaHei" w:cs="Microsoft YaHei" w:eastAsia="Microsoft YaHei" w:hAnsi="Microsoft YaHei"/>
-                <w:b/>
-                <w:bCs/>
-                <w:color w:val="FFFFFF"/>
-                <w:sz w:val="20"/>
-                <w:szCs w:val="20"/>
-              </w:rPr>
-              <w:t xml:space="preserve">地址</w:t>
-            </w:r>
-          </w:p>
-        </w:tc>
-        <w:tc>
-          <w:tcPr>
-            <w:tcW w:type="pct" w:w="45%"/>
-            <w:shd w:fill="1a56c4" w:color="auto" w:val="clear"/>
-            <w:tcMar>
-              <w:top w:type="dxa" w:w="60"/>
-              <w:left w:type="dxa" w:w="80"/>
-              <w:bottom w:type="dxa" w:w="60"/>
-              <w:right w:type="dxa" w:w="80"/>
-            </w:tcMar>
-          </w:tcPr>
-          <w:p>
-            <w:pPr>
-              <w:jc w:val="center"/>
-            </w:pPr>
-            <w:r>
-              <w:rPr>
-                <w:rFonts w:ascii="Microsoft YaHei" w:cs="Microsoft YaHei" w:eastAsia="Microsoft YaHei" w:hAnsi="Microsoft YaHei"/>
-                <w:b/>
-                <w:bCs/>
-                <w:color w:val="FFFFFF"/>
-                <w:sz w:val="20"/>
-                <w:szCs w:val="20"/>
-              </w:rPr>
-              <w:t xml:space="preserve">说明</w:t>
-            </w:r>
-          </w:p>
-        </w:tc>
-      </w:tr>
-      <w:tr>
-        <w:tc>
-          <w:tcPr>
-            <w:tcMar>
-              <w:top w:type="dxa" w:w="50"/>
-              <w:left w:type="dxa" w:w="80"/>
-              <w:bottom w:type="dxa" w:w="50"/>
-              <w:right w:type="dxa" w:w="80"/>
-            </w:tcMar>
-          </w:tcPr>
-          <w:p>
-            <w:pPr>
-              <w:jc w:val="left"/>
-            </w:pPr>
-            <w:r>
-              <w:rPr>
-                <w:rFonts w:ascii="Microsoft YaHei" w:cs="Microsoft YaHei" w:eastAsia="Microsoft YaHei" w:hAnsi="Microsoft YaHei"/>
-                <w:color w:val="1a1a2e"/>
-                <w:sz w:val="20"/>
-                <w:szCs w:val="20"/>
-              </w:rPr>
-              <w:t xml:space="preserve">问卷表单</w:t>
-            </w:r>
-          </w:p>
-        </w:tc>
-        <w:tc>
-          <w:tcPr>
-            <w:tcMar>
-              <w:top w:type="dxa" w:w="50"/>
-              <w:left w:type="dxa" w:w="80"/>
-              <w:bottom w:type="dxa" w:w="50"/>
-              <w:right w:type="dxa" w:w="80"/>
-            </w:tcMar>
-          </w:tcPr>
-          <w:p>
-            <w:pPr>
-              <w:jc w:val="left"/>
-            </w:pPr>
-            <w:r>
-              <w:rPr>
-                <w:rFonts w:ascii="Microsoft YaHei" w:cs="Microsoft YaHei" w:eastAsia="Microsoft YaHei" w:hAnsi="Microsoft YaHei"/>
-                <w:color w:val="1a1a2e"/>
-                <w:sz w:val="20"/>
-                <w:szCs w:val="20"/>
-              </w:rPr>
-              <w:t xml:space="preserve">/questionnaire</w:t>
-            </w:r>
-          </w:p>
-        </w:tc>
-        <w:tc>
-          <w:tcPr>
-            <w:tcMar>
-              <w:top w:type="dxa" w:w="50"/>
-              <w:left w:type="dxa" w:w="80"/>
-              <w:bottom w:type="dxa" w:w="50"/>
-              <w:right w:type="dxa" w:w="80"/>
-            </w:tcMar>
-          </w:tcPr>
-          <w:p>
-            <w:pPr>
-              <w:jc w:val="left"/>
-            </w:pPr>
-            <w:r>
-              <w:rPr>
-                <w:rFonts w:ascii="Microsoft YaHei" w:cs="Microsoft YaHei" w:eastAsia="Microsoft YaHei" w:hAnsi="Microsoft YaHei"/>
-                <w:color w:val="1a1a2e"/>
-                <w:sz w:val="20"/>
-                <w:szCs w:val="20"/>
-              </w:rPr>
-              <w:t xml:space="preserve">免登录，需求方填写</w:t>
-            </w:r>
-          </w:p>
-        </w:tc>
-      </w:tr>
-      <w:tr>
-        <w:tc>
-          <w:tcPr>
-            <w:shd w:fill="f5f7fa" w:color="auto" w:val="clear"/>
-            <w:tcMar>
-              <w:top w:type="dxa" w:w="50"/>
-              <w:left w:type="dxa" w:w="80"/>
-              <w:bottom w:type="dxa" w:w="50"/>
-              <w:right w:type="dxa" w:w="80"/>
-            </w:tcMar>
-          </w:tcPr>
-          <w:p>
-            <w:pPr>
-              <w:jc w:val="left"/>
-            </w:pPr>
-            <w:r>
-              <w:rPr>
-                <w:rFonts w:ascii="Microsoft YaHei" w:cs="Microsoft YaHei" w:eastAsia="Microsoft YaHei" w:hAnsi="Microsoft YaHei"/>
-                <w:color w:val="1a1a2e"/>
-                <w:sz w:val="20"/>
-                <w:szCs w:val="20"/>
-              </w:rPr>
-              <w:t xml:space="preserve">管理后台</w:t>
-            </w:r>
-          </w:p>
-        </w:tc>
-        <w:tc>
-          <w:tcPr>
-            <w:shd w:fill="f5f7fa" w:color="auto" w:val="clear"/>
-            <w:tcMar>
-              <w:top w:type="dxa" w:w="50"/>
-              <w:left w:type="dxa" w:w="80"/>
-              <w:bottom w:type="dxa" w:w="50"/>
-              <w:right w:type="dxa" w:w="80"/>
-            </w:tcMar>
-          </w:tcPr>
-          <w:p>
-            <w:pPr>
-              <w:jc w:val="left"/>
-            </w:pPr>
-            <w:r>
-              <w:rPr>
-                <w:rFonts w:ascii="Microsoft YaHei" w:cs="Microsoft YaHei" w:eastAsia="Microsoft YaHei" w:hAnsi="Microsoft YaHei"/>
-                <w:color w:val="1a1a2e"/>
-                <w:sz w:val="20"/>
-                <w:szCs w:val="20"/>
-              </w:rPr>
-              <w:t xml:space="preserve">/</w:t>
-            </w:r>
-          </w:p>
-        </w:tc>
-        <w:tc>
-          <w:tcPr>
-            <w:shd w:fill="f5f7fa" w:color="auto" w:val="clear"/>
-            <w:tcMar>
-              <w:top w:type="dxa" w:w="50"/>
-              <w:left w:type="dxa" w:w="80"/>
-              <w:bottom w:type="dxa" w:w="50"/>
-              <w:right w:type="dxa" w:w="80"/>
-            </w:tcMar>
-          </w:tcPr>
-          <w:p>
-            <w:pPr>
-              <w:jc w:val="left"/>
-            </w:pPr>
-            <w:r>
-              <w:rPr>
-                <w:rFonts w:ascii="Microsoft YaHei" w:cs="Microsoft YaHei" w:eastAsia="Microsoft YaHei" w:hAnsi="Microsoft YaHei"/>
-                <w:color w:val="1a1a2e"/>
-                <w:sz w:val="20"/>
-                <w:szCs w:val="20"/>
-              </w:rPr>
-              <w:t xml:space="preserve">行政/SSC/管理层登录</w:t>
-            </w:r>
-          </w:p>
-        </w:tc>
-      </w:tr>
-      <w:tr>
-        <w:tc>
-          <w:tcPr>
-            <w:tcMar>
-              <w:top w:type="dxa" w:w="50"/>
-              <w:left w:type="dxa" w:w="80"/>
-              <w:bottom w:type="dxa" w:w="50"/>
-              <w:right w:type="dxa" w:w="80"/>
-            </w:tcMar>
-          </w:tcPr>
-          <w:p>
-            <w:pPr>
-              <w:jc w:val="left"/>
-            </w:pPr>
-            <w:r>
-              <w:rPr>
-                <w:rFonts w:ascii="Microsoft YaHei" w:cs="Microsoft YaHei" w:eastAsia="Microsoft YaHei" w:hAnsi="Microsoft YaHei"/>
-                <w:color w:val="1a1a2e"/>
-                <w:sz w:val="20"/>
-                <w:szCs w:val="20"/>
-              </w:rPr>
-              <w:t xml:space="preserve">反馈表单</w:t>
-            </w:r>
-          </w:p>
-        </w:tc>
-        <w:tc>
-          <w:tcPr>
-            <w:tcMar>
-              <w:top w:type="dxa" w:w="50"/>
-              <w:left w:type="dxa" w:w="80"/>
-              <w:bottom w:type="dxa" w:w="50"/>
-              <w:right w:type="dxa" w:w="80"/>
-            </w:tcMar>
-          </w:tcPr>
-          <w:p>
-            <w:pPr>
-              <w:jc w:val="left"/>
-            </w:pPr>
-            <w:r>
-              <w:rPr>
-                <w:rFonts w:ascii="Microsoft YaHei" w:cs="Microsoft YaHei" w:eastAsia="Microsoft YaHei" w:hAnsi="Microsoft YaHei"/>
-                <w:color w:val="1a1a2e"/>
-                <w:sz w:val="20"/>
-                <w:szCs w:val="20"/>
-              </w:rPr>
-              <w:t xml:space="preserve">/feedback/:token</w:t>
-            </w:r>
-          </w:p>
-        </w:tc>
-        <w:tc>
-          <w:tcPr>
-            <w:tcMar>
-              <w:top w:type="dxa" w:w="50"/>
-              <w:left w:type="dxa" w:w="80"/>
-              <w:bottom w:type="dxa" w:w="50"/>
-              <w:right w:type="dxa" w:w="80"/>
-            </w:tcMar>
-          </w:tcPr>
-          <w:p>
-            <w:pPr>
-              <w:jc w:val="left"/>
-            </w:pPr>
-            <w:r>
-              <w:rPr>
-                <w:rFonts w:ascii="Microsoft YaHei" w:cs="Microsoft YaHei" w:eastAsia="Microsoft YaHei" w:hAnsi="Microsoft YaHei"/>
-                <w:color w:val="1a1a2e"/>
-                <w:sz w:val="20"/>
-                <w:szCs w:val="20"/>
-              </w:rPr>
-              <w:t xml:space="preserve">带教人免登录填写</w:t>
-            </w:r>
-          </w:p>
-        </w:tc>
-      </w:tr>
-      <w:tr>
-        <w:tc>
-          <w:tcPr>
-            <w:shd w:fill="f5f7fa" w:color="auto" w:val="clear"/>
-            <w:tcMar>
-              <w:top w:type="dxa" w:w="50"/>
-              <w:left w:type="dxa" w:w="80"/>
-              <w:bottom w:type="dxa" w:w="50"/>
-              <w:right w:type="dxa" w:w="80"/>
-            </w:tcMar>
-          </w:tcPr>
-          <w:p>
-            <w:pPr>
-              <w:jc w:val="left"/>
-            </w:pPr>
-            <w:r>
-              <w:rPr>
-                <w:rFonts w:ascii="Microsoft YaHei" w:cs="Microsoft YaHei" w:eastAsia="Microsoft YaHei" w:hAnsi="Microsoft YaHei"/>
-                <w:color w:val="1a1a2e"/>
-                <w:sz w:val="20"/>
-                <w:szCs w:val="20"/>
-              </w:rPr>
-              <w:t xml:space="preserve">本地SSC工具</w:t>
-            </w:r>
-          </w:p>
-        </w:tc>
-        <w:tc>
-          <w:tcPr>
-            <w:shd w:fill="f5f7fa" w:color="auto" w:val="clear"/>
-            <w:tcMar>
-              <w:top w:type="dxa" w:w="50"/>
-              <w:left w:type="dxa" w:w="80"/>
-              <w:bottom w:type="dxa" w:w="50"/>
-              <w:right w:type="dxa" w:w="80"/>
-            </w:tcMar>
-          </w:tcPr>
-          <w:p>
-            <w:pPr>
-              <w:jc w:val="left"/>
-            </w:pPr>
-            <w:r>
-              <w:rPr>
-                <w:rFonts w:ascii="Microsoft YaHei" w:cs="Microsoft YaHei" w:eastAsia="Microsoft YaHei" w:hAnsi="Microsoft YaHei"/>
-                <w:color w:val="1a1a2e"/>
-                <w:sz w:val="20"/>
-                <w:szCs w:val="20"/>
-              </w:rPr>
-              <w:t xml:space="preserve">hr-local.html</w:t>
-            </w:r>
-          </w:p>
-        </w:tc>
-        <w:tc>
-          <w:tcPr>
-            <w:shd w:fill="f5f7fa" w:color="auto" w:val="clear"/>
-            <w:tcMar>
-              <w:top w:type="dxa" w:w="50"/>
-              <w:left w:type="dxa" w:w="80"/>
-              <w:bottom w:type="dxa" w:w="50"/>
-              <w:right w:type="dxa" w:w="80"/>
-            </w:tcMar>
-          </w:tcPr>
-          <w:p>
-            <w:pPr>
-              <w:jc w:val="left"/>
-            </w:pPr>
-            <w:r>
-              <w:rPr>
-                <w:rFonts w:ascii="Microsoft YaHei" w:cs="Microsoft YaHei" w:eastAsia="Microsoft YaHei" w:hAnsi="Microsoft YaHei"/>
-                <w:color w:val="1a1a2e"/>
-                <w:sz w:val="20"/>
-                <w:szCs w:val="20"/>
-              </w:rPr>
-              <w:t xml:space="preserve">薪资管理，不上云</w:t>
-            </w:r>
-          </w:p>
-        </w:tc>
-      </w:tr>
-    </w:tbl>
     <w:p>
       <w:pPr>
         <w:spacing w:after="80" w:before="80"/>
@@ -3478,7 +4187,7 @@
                 <w:sz w:val="21"/>
                 <w:szCs w:val="21"/>
               </w:rPr>
-              <w:t xml:space="preserve">提示：部署上线后，将上述地址替换为实际域名。Zoe和massie为企微UserID，需在.env中配置实际值。</w:t>
+              <w:t xml:space="preserve">系统已部署到云端：https://practice-ledger.onrender.com 。问卷表单地址：https://practice-ledger.onrender.com/questionnaire 。</w:t>
             </w:r>
           </w:p>
         </w:tc>
@@ -3627,7 +4336,7 @@
         <w:sz w:val="16"/>
         <w:szCs w:val="16"/>
       </w:rPr>
-      <w:t xml:space="preserve">实操人员管理SOP v3.0</w:t>
+      <w:t xml:space="preserve">实操人员管理SOP v3.1</w:t>
     </w:r>
   </w:p>
 </w:hdr>

--- a/docs/实操人员管理SOP_v3_简版.docx
+++ b/docs/实操人员管理SOP_v3_简版.docx
@@ -2087,7 +2087,7 @@
                 <w:sz w:val="21"/>
                 <w:szCs w:val="21"/>
               </w:rPr>
-              <w:t xml:space="preserve">红线：实操天数 &gt; 7天 -&gt; 系统自动发送用工风险预警到企微群@全员</w:t>
+              <w:t xml:space="preserve">红线：实操天数 &gt; 7天 -&gt; 系统自动发送用工风险预警到企微群@HRD + @全员，提醒SSC提前核算薪资并准备反馈结果收集</w:t>
             </w:r>
           </w:p>
         </w:tc>
@@ -2509,31 +2509,31 @@
                 <w:sz w:val="20"/>
                 <w:szCs w:val="20"/>
               </w:rPr>
-              <w:t xml:space="preserve">实操天数超过7天，存在用工风险</w:t>
-            </w:r>
-          </w:p>
-        </w:tc>
-        <w:tc>
-          <w:tcPr>
-            <w:tcMar>
-              <w:top w:type="dxa" w:w="50"/>
-              <w:left w:type="dxa" w:w="80"/>
-              <w:bottom w:type="dxa" w:w="50"/>
-              <w:right w:type="dxa" w:w="80"/>
-            </w:tcMar>
-          </w:tcPr>
-          <w:p>
-            <w:pPr>
-              <w:jc w:val="left"/>
-            </w:pPr>
-            <w:r>
-              <w:rPr>
-                <w:rFonts w:ascii="Microsoft YaHei" w:cs="Microsoft YaHei" w:eastAsia="Microsoft YaHei" w:hAnsi="Microsoft YaHei"/>
-                <w:color w:val="1a1a2e"/>
-                <w:sz w:val="20"/>
-                <w:szCs w:val="20"/>
-              </w:rPr>
-              <w:t xml:space="preserve">@全员</w:t>
+              <w:t xml:space="preserve">实操天数超过7天，存在用工风险，请HRD关注，SSC提前核算薪资并准备反馈结果收集</w:t>
+            </w:r>
+          </w:p>
+        </w:tc>
+        <w:tc>
+          <w:tcPr>
+            <w:tcMar>
+              <w:top w:type="dxa" w:w="50"/>
+              <w:left w:type="dxa" w:w="80"/>
+              <w:bottom w:type="dxa" w:w="50"/>
+              <w:right w:type="dxa" w:w="80"/>
+            </w:tcMar>
+          </w:tcPr>
+          <w:p>
+            <w:pPr>
+              <w:jc w:val="left"/>
+            </w:pPr>
+            <w:r>
+              <w:rPr>
+                <w:rFonts w:ascii="Microsoft YaHei" w:cs="Microsoft YaHei" w:eastAsia="Microsoft YaHei" w:hAnsi="Microsoft YaHei"/>
+                <w:color w:val="1a1a2e"/>
+                <w:sz w:val="20"/>
+                <w:szCs w:val="20"/>
+              </w:rPr>
+              <w:t xml:space="preserve">@HRD + @全员</w:t>
             </w:r>
           </w:p>
         </w:tc>

--- a/docs/实操人员管理SOP_v3_简版.docx
+++ b/docs/实操人员管理SOP_v3_简版.docx
@@ -1135,32 +1135,32 @@
                 <w:sz w:val="20"/>
                 <w:szCs w:val="20"/>
               </w:rPr>
-              <w:t xml:space="preserve">hr-local.html（本地运行）</w:t>
-            </w:r>
-          </w:p>
-        </w:tc>
-        <w:tc>
-          <w:tcPr>
-            <w:shd w:fill="f5f7fa" w:color="auto" w:val="clear"/>
-            <w:tcMar>
-              <w:top w:type="dxa" w:w="50"/>
-              <w:left w:type="dxa" w:w="80"/>
-              <w:bottom w:type="dxa" w:w="50"/>
-              <w:right w:type="dxa" w:w="80"/>
-            </w:tcMar>
-          </w:tcPr>
-          <w:p>
-            <w:pPr>
-              <w:jc w:val="left"/>
-            </w:pPr>
-            <w:r>
-              <w:rPr>
-                <w:rFonts w:ascii="Microsoft YaHei" w:cs="Microsoft YaHei" w:eastAsia="Microsoft YaHei" w:hAnsi="Microsoft YaHei"/>
-                <w:color w:val="1a1a2e"/>
-                <w:sz w:val="20"/>
-                <w:szCs w:val="20"/>
-              </w:rPr>
-              <w:t xml:space="preserve">薪资管理，不上云</w:t>
+              <w:t xml:space="preserve">http://localhost:8080/hr-local.html</w:t>
+            </w:r>
+          </w:p>
+        </w:tc>
+        <w:tc>
+          <w:tcPr>
+            <w:shd w:fill="f5f7fa" w:color="auto" w:val="clear"/>
+            <w:tcMar>
+              <w:top w:type="dxa" w:w="50"/>
+              <w:left w:type="dxa" w:w="80"/>
+              <w:bottom w:type="dxa" w:w="50"/>
+              <w:right w:type="dxa" w:w="80"/>
+            </w:tcMar>
+          </w:tcPr>
+          <w:p>
+            <w:pPr>
+              <w:jc w:val="left"/>
+            </w:pPr>
+            <w:r>
+              <w:rPr>
+                <w:rFonts w:ascii="Microsoft YaHei" w:cs="Microsoft YaHei" w:eastAsia="Microsoft YaHei" w:hAnsi="Microsoft YaHei"/>
+                <w:color w:val="1a1a2e"/>
+                <w:sz w:val="20"/>
+                <w:szCs w:val="20"/>
+              </w:rPr>
+              <w:t xml:space="preserve">薪资管理，不上云（需先启动本地服务器）</w:t>
             </w:r>
           </w:p>
         </w:tc>

--- a/docs/实操人员管理SOP_v3_简版.docx
+++ b/docs/实操人员管理SOP_v3_简版.docx
@@ -518,7 +518,7 @@
                 <w:sz w:val="20"/>
                 <w:szCs w:val="20"/>
               </w:rPr>
-              <w:t xml:space="preserve">admin123</w:t>
+              <w:t xml:space="preserve">Zz741852</w:t>
             </w:r>
           </w:p>
         </w:tc>
@@ -643,7 +643,7 @@
                 <w:sz w:val="20"/>
                 <w:szCs w:val="20"/>
               </w:rPr>
-              <w:t xml:space="preserve">hraaa</w:t>
+              <w:t xml:space="preserve">Zoe20260708</w:t>
             </w:r>
           </w:p>
         </w:tc>
@@ -771,7 +771,7 @@
                 <w:sz w:val="20"/>
                 <w:szCs w:val="20"/>
               </w:rPr>
-              <w:t xml:space="preserve">HRDaaa</w:t>
+              <w:t xml:space="preserve">4302055540j</w:t>
             </w:r>
           </w:p>
         </w:tc>
